--- a/fuentes/CF_02_21730024.docx
+++ b/fuentes/CF_02_21730024.docx
@@ -1194,7 +1194,7 @@
     <w:p>
       <w:pPr>
         <w:pStyle w:val="NormalWeb"/>
-        <w:spacing w:before="0" w:beforeAutospacing="0" w:after="0" w:afterAutospacing="0" w:line="276" w:lineRule="auto"/>
+        <w:spacing w:before="0" w:beforeAutospacing="off" w:after="0" w:afterAutospacing="off" w:line="276" w:lineRule="auto"/>
         <w:ind w:left="567"/>
         <w:rPr>
           <w:rFonts w:ascii="Arial" w:hAnsi="Arial" w:cs="Arial"/>
@@ -1205,7 +1205,7 @@
       <w:r>
         <w:rPr>
           <w:rFonts w:ascii="Arial" w:hAnsi="Arial" w:cs="Arial"/>
-          <w:color w:val="404040" w:themeColor="text1" w:themeTint="BF"/>
+          <w:color w:val="404040" w:themeColor="text1" w:themeTint="BF" w:themeShade="FF"/>
           <w:sz w:val="20"/>
           <w:szCs w:val="20"/>
         </w:rPr>
@@ -1217,7 +1217,23 @@
           <w:sz w:val="20"/>
           <w:szCs w:val="20"/>
         </w:rPr>
-        <w:t>. Ventajas: estandarización, guías para requisitos, ajuste de normas existentes</w:t>
+        <w:t>. Ventajas: estandarización, guías para requisitos</w:t>
+      </w:r>
+      <w:r>
+        <w:rPr>
+          <w:rFonts w:ascii="Arial" w:hAnsi="Arial" w:cs="Arial"/>
+          <w:sz w:val="20"/>
+          <w:szCs w:val="20"/>
+        </w:rPr>
+        <w:t xml:space="preserve"> y</w:t>
+      </w:r>
+      <w:r>
+        <w:rPr>
+          <w:rFonts w:ascii="Arial" w:hAnsi="Arial" w:cs="Arial"/>
+          <w:sz w:val="20"/>
+          <w:szCs w:val="20"/>
+        </w:rPr>
+        <w:t xml:space="preserve"> ajuste de normas existentes</w:t>
       </w:r>
     </w:p>
     <w:p>
@@ -2828,27 +2844,49 @@
           <w:ilvl w:val="1"/>
           <w:numId w:val="15"/>
         </w:numPr>
-        <w:spacing w:before="100" w:beforeAutospacing="1" w:after="100" w:afterAutospacing="1"/>
+        <w:spacing w:before="100" w:beforeAutospacing="on" w:after="100" w:afterAutospacing="on"/>
         <w:jc w:val="both"/>
         <w:rPr>
           <w:rFonts w:eastAsia="Times New Roman"/>
-          <w:b/>
-          <w:bCs/>
-          <w:sz w:val="20"/>
-          <w:szCs w:val="20"/>
-          <w:lang w:val="es-ES" w:eastAsia="es-ES"/>
-        </w:rPr>
-      </w:pPr>
-      <w:r>
-        <w:rPr>
-          <w:rFonts w:eastAsia="Times New Roman"/>
-          <w:b/>
-          <w:bCs/>
-          <w:sz w:val="20"/>
-          <w:szCs w:val="20"/>
-          <w:lang w:val="es-ES" w:eastAsia="es-ES"/>
-        </w:rPr>
-        <w:t>Ventajas: estandarización, guías para requisitos, ajuste de normas existentes</w:t>
+          <w:b w:val="1"/>
+          <w:bCs w:val="1"/>
+          <w:sz w:val="20"/>
+          <w:szCs w:val="20"/>
+          <w:lang w:val="es-ES" w:eastAsia="es-ES"/>
+        </w:rPr>
+      </w:pPr>
+      <w:r>
+        <w:rPr>
+          <w:rFonts w:eastAsia="Times New Roman"/>
+          <w:b w:val="1"/>
+          <w:bCs w:val="1"/>
+          <w:sz w:val="20"/>
+          <w:szCs w:val="20"/>
+          <w:lang w:val="es-ES" w:eastAsia="es-ES"/>
+        </w:rPr>
+        <w:t>Ventajas: estandarización, guías para requisitos</w:t>
+      </w:r>
+      <w:r>
+        <w:rPr>
+          <w:rFonts w:eastAsia="Times New Roman"/>
+          <w:b w:val="1"/>
+          <w:bCs w:val="1"/>
+          <w:sz w:val="20"/>
+          <w:szCs w:val="20"/>
+          <w:lang w:val="es-ES" w:eastAsia="es-ES"/>
+        </w:rPr>
+        <w:t xml:space="preserve"> y</w:t>
+      </w:r>
+      <w:r>
+        <w:rPr>
+          <w:rFonts w:eastAsia="Times New Roman"/>
+          <w:b w:val="1"/>
+          <w:bCs w:val="1"/>
+          <w:sz w:val="20"/>
+          <w:szCs w:val="20"/>
+          <w:lang w:val="es-ES" w:eastAsia="es-ES"/>
+        </w:rPr>
+        <w:t xml:space="preserve"> ajuste de normas existentes</w:t>
       </w:r>
     </w:p>
     <w:p>
@@ -2969,27 +3007,49 @@
           <w:ilvl w:val="1"/>
           <w:numId w:val="15"/>
         </w:numPr>
-        <w:spacing w:before="100" w:beforeAutospacing="1" w:after="100" w:afterAutospacing="1"/>
+        <w:spacing w:before="100" w:beforeAutospacing="on" w:after="100" w:afterAutospacing="on"/>
         <w:jc w:val="both"/>
         <w:rPr>
           <w:rFonts w:eastAsia="Times New Roman"/>
-          <w:b/>
-          <w:bCs/>
-          <w:sz w:val="20"/>
-          <w:szCs w:val="20"/>
-          <w:lang w:val="es-ES" w:eastAsia="es-ES"/>
-        </w:rPr>
-      </w:pPr>
-      <w:r>
-        <w:rPr>
-          <w:rFonts w:eastAsia="Times New Roman"/>
-          <w:b/>
-          <w:bCs/>
-          <w:sz w:val="20"/>
-          <w:szCs w:val="20"/>
-          <w:lang w:val="es-ES" w:eastAsia="es-ES"/>
-        </w:rPr>
-        <w:t>Divisiones: 2501n (modelo), 2502n (medidas), 2503n (requisitos), 2504n (evaluación)</w:t>
+          <w:b w:val="1"/>
+          <w:bCs w:val="1"/>
+          <w:sz w:val="20"/>
+          <w:szCs w:val="20"/>
+          <w:lang w:val="es-ES" w:eastAsia="es-ES"/>
+        </w:rPr>
+      </w:pPr>
+      <w:r>
+        <w:rPr>
+          <w:rFonts w:eastAsia="Times New Roman"/>
+          <w:b w:val="1"/>
+          <w:bCs w:val="1"/>
+          <w:sz w:val="20"/>
+          <w:szCs w:val="20"/>
+          <w:lang w:val="es-ES" w:eastAsia="es-ES"/>
+        </w:rPr>
+        <w:t>Divisiones: 2501n (modelo), 2502n (medidas), 2503n (requisitos)</w:t>
+      </w:r>
+      <w:r>
+        <w:rPr>
+          <w:rFonts w:eastAsia="Times New Roman"/>
+          <w:b w:val="1"/>
+          <w:bCs w:val="1"/>
+          <w:sz w:val="20"/>
+          <w:szCs w:val="20"/>
+          <w:lang w:val="es-ES" w:eastAsia="es-ES"/>
+        </w:rPr>
+        <w:t xml:space="preserve"> y</w:t>
+      </w:r>
+      <w:r>
+        <w:rPr>
+          <w:rFonts w:eastAsia="Times New Roman"/>
+          <w:b w:val="1"/>
+          <w:bCs w:val="1"/>
+          <w:sz w:val="20"/>
+          <w:szCs w:val="20"/>
+          <w:lang w:val="es-ES" w:eastAsia="es-ES"/>
+        </w:rPr>
+        <w:t xml:space="preserve"> 2504n (evaluación)</w:t>
       </w:r>
     </w:p>
     <w:p>
@@ -3365,7 +3425,7 @@
     </w:p>
     <w:p>
       <w:pPr>
-        <w:spacing w:beforeAutospacing="1" w:afterAutospacing="1"/>
+        <w:spacing w:beforeAutospacing="on" w:afterAutospacing="on"/>
         <w:jc w:val="both"/>
         <w:rPr>
           <w:rFonts w:eastAsia="Times New Roman"/>
@@ -3377,8 +3437,8 @@
       <w:r>
         <w:rPr>
           <w:rFonts w:eastAsia="Times New Roman"/>
-          <w:b/>
-          <w:bCs/>
+          <w:b w:val="1"/>
+          <w:bCs w:val="1"/>
           <w:sz w:val="20"/>
           <w:szCs w:val="20"/>
           <w:lang w:eastAsia="es-ES"/>
@@ -3392,50 +3452,53 @@
           <w:szCs w:val="20"/>
           <w:lang w:eastAsia="es-ES"/>
         </w:rPr>
-        <w:t>Características y subcaracterísticas del modelo ISO/IEC 25010</w:t>
-      </w:r>
-    </w:p>
-    <w:p>
-      <w:pPr>
-        <w:spacing w:before="100" w:beforeAutospacing="1" w:after="100" w:afterAutospacing="1"/>
+        <w:t xml:space="preserve">Características y </w:t>
+      </w:r>
+      <w:r>
+        <w:rPr>
+          <w:rFonts w:eastAsia="Times New Roman"/>
+          <w:sz w:val="20"/>
+          <w:szCs w:val="20"/>
+          <w:lang w:eastAsia="es-ES"/>
+        </w:rPr>
+        <w:t>subcaracterísticas</w:t>
+      </w:r>
+      <w:r>
+        <w:rPr>
+          <w:rFonts w:eastAsia="Times New Roman"/>
+          <w:sz w:val="20"/>
+          <w:szCs w:val="20"/>
+          <w:lang w:eastAsia="es-ES"/>
+        </w:rPr>
+        <w:t xml:space="preserve"> del modelo ISO/IEC 25010</w:t>
+      </w:r>
+    </w:p>
+    <w:p>
+      <w:pPr>
+        <w:spacing w:beforeAutospacing="on" w:afterAutospacing="on"/>
         <w:jc w:val="both"/>
-        <w:rPr>
-          <w:rFonts w:eastAsia="Times New Roman"/>
-          <w:sz w:val="20"/>
-          <w:szCs w:val="20"/>
-          <w:lang w:val="es-ES" w:eastAsia="es-ES"/>
-        </w:rPr>
-      </w:pPr>
-    </w:p>
-    <w:p>
-      <w:pPr>
-        <w:spacing w:before="100" w:beforeAutospacing="1" w:after="100" w:afterAutospacing="1"/>
-        <w:jc w:val="both"/>
-      </w:pPr>
-      <w:commentRangeStart w:id="1"/>
-      <w:r>
-        <w:rPr>
-          <w:noProof/>
-        </w:rPr>
+      </w:pPr>
+      <w:commentRangeStart w:id="849977580"/>
+      <w:r>
         <w:drawing>
-          <wp:inline distT="0" distB="0" distL="0" distR="0" wp14:anchorId="521B4398" wp14:editId="330A5D09">
-            <wp:extent cx="5298816" cy="2364271"/>
+          <wp:inline wp14:editId="30893552" wp14:anchorId="22830FDC">
+            <wp:extent cx="6343650" cy="2019300"/>
             <wp:effectExtent l="0" t="0" r="0" b="0"/>
-            <wp:docPr id="1792472938" name="Picture 1792472938"/>
+            <wp:docPr id="772693397" name="drawing"/>
             <wp:cNvGraphicFramePr>
-              <a:graphicFrameLocks xmlns:a="http://schemas.openxmlformats.org/drawingml/2006/main" noChangeAspect="1"/>
+              <a:graphicFrameLocks noChangeAspect="1"/>
             </wp:cNvGraphicFramePr>
-            <a:graphic xmlns:a="http://schemas.openxmlformats.org/drawingml/2006/main">
-              <a:graphicData uri="http://schemas.openxmlformats.org/drawingml/2006/picture">
+            <a:graphic>
+              <a:graphicData xmlns:a="http://schemas.openxmlformats.org/drawingml/2006/main" uri="http://schemas.openxmlformats.org/drawingml/2006/picture">
                 <pic:pic xmlns:pic="http://schemas.openxmlformats.org/drawingml/2006/picture">
                   <pic:nvPicPr>
-                    <pic:cNvPr id="0" name=""/>
+                    <pic:cNvPr id="772693397" name=""/>
                     <pic:cNvPicPr/>
                   </pic:nvPicPr>
                   <pic:blipFill>
-                    <a:blip r:embed="rId16">
+                    <a:blip xmlns:r="http://schemas.openxmlformats.org/officeDocument/2006/relationships" r:embed="rId2021380101">
                       <a:extLst>
-                        <a:ext uri="{28A0092B-C50C-407E-A947-70E740481C1C}">
+                        <a:ext xmlns:a="http://schemas.openxmlformats.org/drawingml/2006/main" uri="{28A0092B-C50C-407E-A947-70E740481C1C}">
                           <a14:useLocalDpi xmlns:a14="http://schemas.microsoft.com/office/drawing/2010/main" val="0"/>
                         </a:ext>
                       </a:extLst>
@@ -3447,7 +3510,7 @@
                   <pic:spPr>
                     <a:xfrm>
                       <a:off x="0" y="0"/>
-                      <a:ext cx="5298816" cy="2364271"/>
+                      <a:ext cx="6343650" cy="2019300"/>
                     </a:xfrm>
                     <a:prstGeom prst="rect">
                       <a:avLst/>
@@ -3459,9 +3522,33 @@
           </wp:inline>
         </w:drawing>
       </w:r>
-      <w:commentRangeEnd w:id="1"/>
-      <w:r>
-        <w:commentReference w:id="1"/>
+      <w:commentRangeEnd w:id="849977580"/>
+      <w:r>
+        <w:rPr>
+          <w:rStyle w:val="CommentReference"/>
+        </w:rPr>
+        <w:commentReference w:id="849977580"/>
+      </w:r>
+    </w:p>
+    <w:p>
+      <w:pPr>
+        <w:spacing w:beforeAutospacing="on" w:afterAutospacing="on"/>
+        <w:jc w:val="both"/>
+      </w:pPr>
+      <w:r>
+        <w:rPr>
+          <w:b w:val="1"/>
+          <w:bCs w:val="1"/>
+        </w:rPr>
+        <w:t xml:space="preserve">Fuente. </w:t>
+      </w:r>
+      <w:r>
+        <w:rPr/>
+        <w:t>SENA, 2025</w:t>
+      </w:r>
+      <w:r>
+        <w:rPr/>
+        <w:t>.</w:t>
       </w:r>
     </w:p>
     <w:p>
@@ -3472,165 +3559,219 @@
     </w:p>
     <w:p>
       <w:pPr>
+        <w:spacing w:before="100" w:beforeAutospacing="1" w:after="100" w:afterAutospacing="1"/>
+        <w:jc w:val="both"/>
+        <w:rPr>
+          <w:rFonts w:eastAsia="Times New Roman"/>
+          <w:b/>
+          <w:bCs/>
+          <w:sz w:val="20"/>
+          <w:szCs w:val="20"/>
+          <w:lang w:val="es-ES" w:eastAsia="es-ES"/>
+        </w:rPr>
+      </w:pPr>
+      <w:r>
+        <w:rPr>
+          <w:rFonts w:eastAsia="Times New Roman"/>
+          <w:b/>
+          <w:bCs/>
+          <w:sz w:val="20"/>
+          <w:szCs w:val="20"/>
+          <w:lang w:val="es-ES" w:eastAsia="es-ES"/>
+        </w:rPr>
+        <w:t xml:space="preserve">2.2 ISO/IEC 25012: </w:t>
+      </w:r>
+      <w:r>
+        <w:rPr>
+          <w:rFonts w:eastAsia="Times New Roman"/>
+          <w:b/>
+          <w:bCs/>
+          <w:sz w:val="20"/>
+          <w:szCs w:val="20"/>
+          <w:lang w:val="es-ES" w:eastAsia="es-ES"/>
+        </w:rPr>
+        <w:t>c</w:t>
+      </w:r>
+      <w:r>
+        <w:rPr>
+          <w:rFonts w:eastAsia="Times New Roman"/>
+          <w:b/>
+          <w:bCs/>
+          <w:sz w:val="20"/>
+          <w:szCs w:val="20"/>
+          <w:lang w:val="es-ES" w:eastAsia="es-ES"/>
+        </w:rPr>
+        <w:t>alidad de datos inherente y dependiente del sistema</w:t>
+      </w:r>
+    </w:p>
+    <w:p>
+      <w:pPr>
+        <w:spacing w:before="100" w:beforeAutospacing="1" w:after="100" w:afterAutospacing="1"/>
+        <w:jc w:val="both"/>
+        <w:rPr>
+          <w:rFonts w:eastAsia="Times New Roman"/>
+          <w:sz w:val="20"/>
+          <w:szCs w:val="20"/>
+          <w:lang w:val="es-ES" w:eastAsia="es-ES"/>
+        </w:rPr>
+      </w:pPr>
+      <w:r>
+        <w:rPr>
+          <w:rFonts w:eastAsia="Times New Roman"/>
+          <w:sz w:val="20"/>
+          <w:szCs w:val="20"/>
+          <w:lang w:val="es-ES" w:eastAsia="es-ES"/>
+        </w:rPr>
+        <w:t xml:space="preserve">La norma ISO/IEC 25012 complementa el modelo anterior al centrarse en la calidad de los datos, tanto en términos inherentes (exactitud, integridad, consistencia) como dependientes del sistema (accesibilidad, seguridad). Este modelo resulta fundamental para aquellos contextos en los que la información es un activo crítico y se requiere garantizar que los datos sean confiables y estén alineados con las necesidades del negocio. </w:t>
+      </w:r>
+    </w:p>
+    <w:p>
+      <w:pPr>
         <w:spacing w:beforeAutospacing="1" w:afterAutospacing="1"/>
         <w:jc w:val="both"/>
-      </w:pPr>
-      <w:r>
-        <w:rPr>
-          <w:b/>
-          <w:bCs/>
-        </w:rPr>
-        <w:t xml:space="preserve">Fuente. </w:t>
-      </w:r>
-      <w:r>
-        <w:t>SENA, 2025</w:t>
-      </w:r>
+        <w:rPr>
+          <w:rFonts w:eastAsia="Times New Roman"/>
+          <w:sz w:val="20"/>
+          <w:szCs w:val="20"/>
+          <w:lang w:val="es-ES" w:eastAsia="es-ES"/>
+        </w:rPr>
+      </w:pPr>
     </w:p>
     <w:p>
       <w:pPr>
         <w:spacing w:beforeAutospacing="1" w:afterAutospacing="1"/>
         <w:jc w:val="both"/>
-      </w:pPr>
-    </w:p>
-    <w:p>
-      <w:pPr>
-        <w:spacing w:before="100" w:beforeAutospacing="1" w:after="100" w:afterAutospacing="1"/>
+        <w:rPr>
+          <w:rFonts w:eastAsia="Times New Roman"/>
+          <w:sz w:val="20"/>
+          <w:szCs w:val="20"/>
+          <w:lang w:eastAsia="es-ES"/>
+        </w:rPr>
+      </w:pPr>
+      <w:r>
+        <w:rPr>
+          <w:rFonts w:eastAsia="Times New Roman"/>
+          <w:b w:val="1"/>
+          <w:bCs w:val="1"/>
+          <w:sz w:val="20"/>
+          <w:szCs w:val="20"/>
+          <w:lang w:eastAsia="es-ES"/>
+        </w:rPr>
+        <w:t>Figura 2.</w:t>
+      </w:r>
+      <w:r>
+        <w:rPr>
+          <w:rFonts w:eastAsia="Times New Roman"/>
+          <w:sz w:val="20"/>
+          <w:szCs w:val="20"/>
+          <w:lang w:eastAsia="es-ES"/>
+        </w:rPr>
+        <w:t xml:space="preserve"> Características de calidad de producto de datos (ISO/IEC 25012)</w:t>
+      </w:r>
+    </w:p>
+    <w:p>
+      <w:pPr>
+        <w:spacing w:beforeAutospacing="on" w:afterAutospacing="on"/>
         <w:jc w:val="both"/>
         <w:rPr>
-          <w:rFonts w:eastAsia="Times New Roman"/>
-          <w:b/>
-          <w:bCs/>
-          <w:sz w:val="20"/>
-          <w:szCs w:val="20"/>
-          <w:lang w:val="es-ES" w:eastAsia="es-ES"/>
-        </w:rPr>
-      </w:pPr>
-      <w:r>
-        <w:rPr>
-          <w:rFonts w:eastAsia="Times New Roman"/>
-          <w:b/>
-          <w:bCs/>
-          <w:sz w:val="20"/>
-          <w:szCs w:val="20"/>
-          <w:lang w:val="es-ES" w:eastAsia="es-ES"/>
-        </w:rPr>
-        <w:t xml:space="preserve">2.2 ISO/IEC 25012: </w:t>
-      </w:r>
-      <w:r>
-        <w:rPr>
-          <w:rFonts w:eastAsia="Times New Roman"/>
-          <w:b/>
-          <w:bCs/>
-          <w:sz w:val="20"/>
-          <w:szCs w:val="20"/>
-          <w:lang w:val="es-ES" w:eastAsia="es-ES"/>
-        </w:rPr>
-        <w:t>c</w:t>
-      </w:r>
-      <w:r>
-        <w:rPr>
-          <w:rFonts w:eastAsia="Times New Roman"/>
-          <w:b/>
-          <w:bCs/>
-          <w:sz w:val="20"/>
-          <w:szCs w:val="20"/>
-          <w:lang w:val="es-ES" w:eastAsia="es-ES"/>
-        </w:rPr>
-        <w:t>alidad de datos inherente y dependiente del sistema</w:t>
-      </w:r>
-    </w:p>
-    <w:p>
-      <w:pPr>
-        <w:spacing w:before="100" w:beforeAutospacing="1" w:after="100" w:afterAutospacing="1"/>
+          <w:color w:val="auto"/>
+        </w:rPr>
+      </w:pPr>
+      <w:commentRangeStart w:id="1513265549"/>
+      <w:r>
+        <w:drawing>
+          <wp:inline wp14:editId="3D05124A" wp14:anchorId="73B094BE">
+            <wp:extent cx="3743325" cy="1381125"/>
+            <wp:effectExtent l="0" t="0" r="0" b="0"/>
+            <wp:docPr id="248487963" name="drawing"/>
+            <wp:cNvGraphicFramePr>
+              <a:graphicFrameLocks noChangeAspect="1"/>
+            </wp:cNvGraphicFramePr>
+            <a:graphic>
+              <a:graphicData xmlns:a="http://schemas.openxmlformats.org/drawingml/2006/main" uri="http://schemas.openxmlformats.org/drawingml/2006/picture">
+                <pic:pic xmlns:pic="http://schemas.openxmlformats.org/drawingml/2006/picture">
+                  <pic:nvPicPr>
+                    <pic:cNvPr id="248487963" name=""/>
+                    <pic:cNvPicPr/>
+                  </pic:nvPicPr>
+                  <pic:blipFill>
+                    <a:blip xmlns:r="http://schemas.openxmlformats.org/officeDocument/2006/relationships" r:embed="rId632600156">
+                      <a:extLst>
+                        <a:ext xmlns:a="http://schemas.openxmlformats.org/drawingml/2006/main" uri="{28A0092B-C50C-407E-A947-70E740481C1C}">
+                          <a14:useLocalDpi xmlns:a14="http://schemas.microsoft.com/office/drawing/2010/main" val="0"/>
+                        </a:ext>
+                      </a:extLst>
+                    </a:blip>
+                    <a:stretch>
+                      <a:fillRect/>
+                    </a:stretch>
+                  </pic:blipFill>
+                  <pic:spPr>
+                    <a:xfrm>
+                      <a:off x="0" y="0"/>
+                      <a:ext cx="3743325" cy="1381125"/>
+                    </a:xfrm>
+                    <a:prstGeom prst="rect">
+                      <a:avLst/>
+                    </a:prstGeom>
+                  </pic:spPr>
+                </pic:pic>
+              </a:graphicData>
+            </a:graphic>
+          </wp:inline>
+        </w:drawing>
+      </w:r>
+      <w:commentRangeEnd w:id="1513265549"/>
+      <w:r>
+        <w:rPr>
+          <w:rStyle w:val="CommentReference"/>
+        </w:rPr>
+        <w:commentReference w:id="1513265549"/>
+      </w:r>
+    </w:p>
+    <w:p>
+      <w:pPr>
+        <w:spacing w:beforeAutospacing="on" w:afterAutospacing="on"/>
         <w:jc w:val="both"/>
         <w:rPr>
-          <w:rFonts w:eastAsia="Times New Roman"/>
-          <w:sz w:val="20"/>
-          <w:szCs w:val="20"/>
-          <w:lang w:val="es-ES" w:eastAsia="es-ES"/>
-        </w:rPr>
-      </w:pPr>
-      <w:r>
-        <w:rPr>
-          <w:rFonts w:eastAsia="Times New Roman"/>
-          <w:sz w:val="20"/>
-          <w:szCs w:val="20"/>
-          <w:lang w:val="es-ES" w:eastAsia="es-ES"/>
-        </w:rPr>
-        <w:t xml:space="preserve">La norma ISO/IEC 25012 complementa el modelo anterior al centrarse en la calidad de los datos, tanto en términos inherentes (exactitud, integridad, consistencia) como dependientes del sistema (accesibilidad, seguridad). Este modelo resulta fundamental para aquellos contextos en los que la información es un activo crítico y se requiere garantizar que los datos sean confiables y estén alineados con las necesidades del negocio. </w:t>
-      </w:r>
-    </w:p>
-    <w:p>
-      <w:pPr>
-        <w:spacing w:beforeAutospacing="1" w:afterAutospacing="1"/>
+          <w:color w:val="auto"/>
+        </w:rPr>
+      </w:pPr>
+    </w:p>
+    <w:p>
+      <w:pPr>
+        <w:spacing w:beforeAutospacing="on" w:afterAutospacing="on"/>
         <w:jc w:val="both"/>
         <w:rPr>
-          <w:rFonts w:eastAsia="Times New Roman"/>
-          <w:sz w:val="20"/>
-          <w:szCs w:val="20"/>
-          <w:lang w:val="es-ES" w:eastAsia="es-ES"/>
-        </w:rPr>
-      </w:pPr>
-    </w:p>
-    <w:p>
-      <w:pPr>
-        <w:spacing w:beforeAutospacing="1" w:afterAutospacing="1"/>
+          <w:color w:val="auto"/>
+        </w:rPr>
+      </w:pPr>
+    </w:p>
+    <w:p>
+      <w:pPr>
         <w:jc w:val="both"/>
-        <w:rPr>
-          <w:rFonts w:eastAsia="Times New Roman"/>
-          <w:sz w:val="20"/>
-          <w:szCs w:val="20"/>
-          <w:lang w:eastAsia="es-ES"/>
-        </w:rPr>
-      </w:pPr>
-      <w:r>
-        <w:rPr>
-          <w:rFonts w:eastAsia="Times New Roman"/>
-          <w:b/>
-          <w:bCs/>
-          <w:sz w:val="20"/>
-          <w:szCs w:val="20"/>
-          <w:lang w:eastAsia="es-ES"/>
-        </w:rPr>
-        <w:t>Figura 2.</w:t>
-      </w:r>
-      <w:r>
-        <w:rPr>
-          <w:rFonts w:eastAsia="Times New Roman"/>
-          <w:sz w:val="20"/>
-          <w:szCs w:val="20"/>
-          <w:lang w:eastAsia="es-ES"/>
-        </w:rPr>
-        <w:t xml:space="preserve"> Características de calidad de producto de datos (ISO/IEC 25012)</w:t>
-      </w:r>
-    </w:p>
-    <w:p>
-      <w:pPr>
-        <w:jc w:val="both"/>
       </w:pPr>
       <w:commentRangeStart w:id="2"/>
-      <w:r>
-        <w:rPr>
-          <w:noProof/>
-        </w:rPr>
+      <w:commentRangeStart w:id="1775712942"/>
+      <w:r>
         <w:drawing>
-          <wp:inline distT="0" distB="0" distL="0" distR="0" wp14:anchorId="597AADA8" wp14:editId="4596AD56">
+          <wp:inline wp14:editId="388C59C9" wp14:anchorId="597AADA8">
             <wp:extent cx="3575768" cy="1938571"/>
             <wp:effectExtent l="0" t="0" r="0" b="0"/>
             <wp:docPr id="379951941" name="Picture 379951941"/>
             <wp:cNvGraphicFramePr>
-              <a:graphicFrameLocks xmlns:a="http://schemas.openxmlformats.org/drawingml/2006/main" noChangeAspect="1"/>
+              <a:graphicFrameLocks noChangeAspect="1"/>
             </wp:cNvGraphicFramePr>
-            <a:graphic xmlns:a="http://schemas.openxmlformats.org/drawingml/2006/main">
-              <a:graphicData uri="http://schemas.openxmlformats.org/drawingml/2006/picture">
+            <a:graphic>
+              <a:graphicData xmlns:a="http://schemas.openxmlformats.org/drawingml/2006/main" uri="http://schemas.openxmlformats.org/drawingml/2006/picture">
                 <pic:pic xmlns:pic="http://schemas.openxmlformats.org/drawingml/2006/picture">
                   <pic:nvPicPr>
-                    <pic:cNvPr id="0" name=""/>
+                    <pic:cNvPr id="0" name="Picture 379951941"/>
                     <pic:cNvPicPr/>
                   </pic:nvPicPr>
                   <pic:blipFill>
-                    <a:blip r:embed="rId17">
-                      <a:extLst>
+                    <a:blip xmlns:r="http://schemas.openxmlformats.org/officeDocument/2006/relationships" r:embed="Rb4e42cef03cb43c2">
+                      <a:extLst xmlns:a="http://schemas.openxmlformats.org/drawingml/2006/main">
                         <a:ext uri="{28A0092B-C50C-407E-A947-70E740481C1C}">
                           <a14:useLocalDpi xmlns:a14="http://schemas.microsoft.com/office/drawing/2010/main" val="0"/>
                         </a:ext>
@@ -3641,7 +3782,7 @@
                     </a:stretch>
                   </pic:blipFill>
                   <pic:spPr>
-                    <a:xfrm>
+                    <a:xfrm rot="0" flipH="0" flipV="0">
                       <a:off x="0" y="0"/>
                       <a:ext cx="3575768" cy="1938571"/>
                     </a:xfrm>
@@ -3657,7 +3798,17 @@
       </w:r>
       <w:commentRangeEnd w:id="2"/>
       <w:r>
+        <w:rPr>
+          <w:rStyle w:val="CommentReference"/>
+        </w:rPr>
         <w:commentReference w:id="2"/>
+      </w:r>
+      <w:commentRangeEnd w:id="1775712942"/>
+      <w:r>
+        <w:rPr>
+          <w:rStyle w:val="CommentReference"/>
+        </w:rPr>
+        <w:commentReference w:id="1775712942"/>
       </w:r>
     </w:p>
     <w:p>
@@ -4674,31 +4825,29 @@
     </w:p>
     <w:p>
       <w:pPr>
-        <w:spacing w:before="100" w:beforeAutospacing="1" w:after="100" w:afterAutospacing="1"/>
+        <w:spacing w:before="100" w:beforeAutospacing="on" w:after="100" w:afterAutospacing="on"/>
       </w:pPr>
       <w:commentRangeStart w:id="5"/>
-      <w:r>
-        <w:rPr>
-          <w:noProof/>
-        </w:rPr>
+      <w:commentRangeStart w:id="1556441408"/>
+      <w:r>
         <w:drawing>
-          <wp:inline distT="0" distB="0" distL="0" distR="0" wp14:anchorId="042FC91A" wp14:editId="5A6AB5C3">
+          <wp:inline wp14:editId="4F5A01B9" wp14:anchorId="042FC91A">
             <wp:extent cx="6162676" cy="2181225"/>
             <wp:effectExtent l="0" t="0" r="0" b="0"/>
-            <wp:docPr id="852675612" name="Picture 852675612"/>
+            <wp:docPr id="852675612" name="Picture 852675612" title=""/>
             <wp:cNvGraphicFramePr>
-              <a:graphicFrameLocks xmlns:a="http://schemas.openxmlformats.org/drawingml/2006/main" noChangeAspect="1"/>
+              <a:graphicFrameLocks noChangeAspect="1"/>
             </wp:cNvGraphicFramePr>
-            <a:graphic xmlns:a="http://schemas.openxmlformats.org/drawingml/2006/main">
+            <a:graphic>
               <a:graphicData uri="http://schemas.openxmlformats.org/drawingml/2006/picture">
-                <pic:pic xmlns:pic="http://schemas.openxmlformats.org/drawingml/2006/picture">
+                <pic:pic>
                   <pic:nvPicPr>
-                    <pic:cNvPr id="0" name=""/>
+                    <pic:cNvPr id="0" name="Picture 852675612"/>
                     <pic:cNvPicPr/>
                   </pic:nvPicPr>
                   <pic:blipFill>
-                    <a:blip r:embed="rId19">
-                      <a:extLst>
+                    <a:blip r:embed="Rd8eb19b0864c4e63">
+                      <a:extLst xmlns:a="http://schemas.openxmlformats.org/drawingml/2006/main">
                         <a:ext uri="{28A0092B-C50C-407E-A947-70E740481C1C}">
                           <a14:useLocalDpi xmlns:a14="http://schemas.microsoft.com/office/drawing/2010/main" val="0"/>
                         </a:ext>
@@ -4709,7 +4858,7 @@
                     </a:stretch>
                   </pic:blipFill>
                   <pic:spPr>
-                    <a:xfrm>
+                    <a:xfrm rot="0" flipH="0" flipV="0">
                       <a:off x="0" y="0"/>
                       <a:ext cx="6162676" cy="2181225"/>
                     </a:xfrm>
@@ -4725,7 +4874,17 @@
       </w:r>
       <w:commentRangeEnd w:id="5"/>
       <w:r>
+        <w:rPr>
+          <w:rStyle w:val="CommentReference"/>
+        </w:rPr>
         <w:commentReference w:id="5"/>
+      </w:r>
+      <w:commentRangeEnd w:id="1556441408"/>
+      <w:r>
+        <w:rPr>
+          <w:rStyle w:val="CommentReference"/>
+        </w:rPr>
+        <w:commentReference w:id="1556441408"/>
       </w:r>
     </w:p>
     <w:p>
@@ -4760,27 +4919,49 @@
     </w:p>
     <w:p>
       <w:pPr>
-        <w:spacing w:before="100" w:beforeAutospacing="1" w:after="100" w:afterAutospacing="1"/>
+        <w:spacing w:before="100" w:beforeAutospacing="on" w:after="100" w:afterAutospacing="on"/>
         <w:jc w:val="both"/>
         <w:rPr>
           <w:rFonts w:eastAsia="Times New Roman"/>
-          <w:b/>
-          <w:bCs/>
-          <w:sz w:val="20"/>
-          <w:szCs w:val="20"/>
-          <w:lang w:val="es-ES" w:eastAsia="es-ES"/>
-        </w:rPr>
-      </w:pPr>
-      <w:r>
-        <w:rPr>
-          <w:rFonts w:eastAsia="Times New Roman"/>
-          <w:b/>
-          <w:bCs/>
-          <w:sz w:val="20"/>
-          <w:szCs w:val="20"/>
-          <w:lang w:val="es-ES" w:eastAsia="es-ES"/>
-        </w:rPr>
-        <w:t>5.2 Requisitos documentales: políticas, simulacros, históricos de progreso</w:t>
+          <w:b w:val="1"/>
+          <w:bCs w:val="1"/>
+          <w:sz w:val="20"/>
+          <w:szCs w:val="20"/>
+          <w:lang w:val="es-ES" w:eastAsia="es-ES"/>
+        </w:rPr>
+      </w:pPr>
+      <w:r>
+        <w:rPr>
+          <w:rFonts w:eastAsia="Times New Roman"/>
+          <w:b w:val="1"/>
+          <w:bCs w:val="1"/>
+          <w:sz w:val="20"/>
+          <w:szCs w:val="20"/>
+          <w:lang w:val="es-ES" w:eastAsia="es-ES"/>
+        </w:rPr>
+        <w:t>5.2 Requisitos documentales: políticas, simulacros</w:t>
+      </w:r>
+      <w:r>
+        <w:rPr>
+          <w:rFonts w:eastAsia="Times New Roman"/>
+          <w:b w:val="1"/>
+          <w:bCs w:val="1"/>
+          <w:sz w:val="20"/>
+          <w:szCs w:val="20"/>
+          <w:lang w:val="es-ES" w:eastAsia="es-ES"/>
+        </w:rPr>
+        <w:t xml:space="preserve"> e </w:t>
+      </w:r>
+      <w:r>
+        <w:rPr>
+          <w:rFonts w:eastAsia="Times New Roman"/>
+          <w:b w:val="1"/>
+          <w:bCs w:val="1"/>
+          <w:sz w:val="20"/>
+          <w:szCs w:val="20"/>
+          <w:lang w:val="es-ES" w:eastAsia="es-ES"/>
+        </w:rPr>
+        <w:t>históricos de progreso</w:t>
       </w:r>
     </w:p>
     <w:p>
@@ -5131,33 +5312,44 @@
     </w:p>
     <w:p>
       <w:pPr>
-        <w:spacing w:before="100" w:beforeAutospacing="1" w:after="100" w:afterAutospacing="1"/>
+        <w:spacing w:before="100" w:beforeAutospacing="on" w:after="100" w:afterAutospacing="on"/>
         <w:jc w:val="both"/>
         <w:rPr>
           <w:rFonts w:eastAsia="Times New Roman"/>
-          <w:b/>
-          <w:bCs/>
-          <w:sz w:val="20"/>
-          <w:szCs w:val="20"/>
-          <w:lang w:val="es-ES" w:eastAsia="es-ES"/>
-        </w:rPr>
-      </w:pPr>
-      <w:r>
-        <w:rPr>
-          <w:rFonts w:eastAsia="Times New Roman"/>
-          <w:b/>
-          <w:bCs/>
-          <w:sz w:val="20"/>
-          <w:szCs w:val="20"/>
-          <w:lang w:val="es-ES" w:eastAsia="es-ES"/>
-        </w:rPr>
-        <w:t xml:space="preserve">6. Ejemplo </w:t>
-      </w:r>
-      <w:r>
-        <w:rPr>
-          <w:rFonts w:eastAsia="Times New Roman"/>
-          <w:b/>
-          <w:bCs/>
+          <w:b w:val="1"/>
+          <w:bCs w:val="1"/>
+          <w:sz w:val="20"/>
+          <w:szCs w:val="20"/>
+          <w:lang w:val="es-ES" w:eastAsia="es-ES"/>
+        </w:rPr>
+      </w:pPr>
+      <w:r>
+        <w:rPr>
+          <w:rFonts w:eastAsia="Times New Roman"/>
+          <w:b w:val="1"/>
+          <w:bCs w:val="1"/>
+          <w:sz w:val="20"/>
+          <w:szCs w:val="20"/>
+          <w:lang w:val="es-ES" w:eastAsia="es-ES"/>
+        </w:rPr>
+        <w:t xml:space="preserve">6. </w:t>
+      </w:r>
+      <w:r>
+        <w:rPr>
+          <w:rFonts w:eastAsia="Times New Roman"/>
+          <w:b w:val="1"/>
+          <w:bCs w:val="1"/>
+          <w:sz w:val="20"/>
+          <w:szCs w:val="20"/>
+          <w:lang w:val="es-ES" w:eastAsia="es-ES"/>
+        </w:rPr>
+        <w:t xml:space="preserve">Caso </w:t>
+      </w:r>
+      <w:r>
+        <w:rPr>
+          <w:rFonts w:eastAsia="Times New Roman"/>
+          <w:b w:val="1"/>
+          <w:bCs w:val="1"/>
           <w:sz w:val="20"/>
           <w:szCs w:val="20"/>
           <w:lang w:val="es-ES" w:eastAsia="es-ES"/>
@@ -5167,8 +5359,8 @@
       <w:r>
         <w:rPr>
           <w:rFonts w:eastAsia="Times New Roman"/>
-          <w:b/>
-          <w:bCs/>
+          <w:b w:val="1"/>
+          <w:bCs w:val="1"/>
           <w:sz w:val="20"/>
           <w:szCs w:val="20"/>
           <w:lang w:val="es-ES" w:eastAsia="es-ES"/>
@@ -5178,8 +5370,8 @@
       <w:r>
         <w:rPr>
           <w:rFonts w:eastAsia="Times New Roman"/>
-          <w:b/>
-          <w:bCs/>
+          <w:b w:val="1"/>
+          <w:bCs w:val="1"/>
           <w:sz w:val="20"/>
           <w:szCs w:val="20"/>
           <w:lang w:val="es-ES" w:eastAsia="es-ES"/>
@@ -5189,8 +5381,8 @@
       <w:r>
         <w:rPr>
           <w:rFonts w:eastAsia="Times New Roman"/>
-          <w:b/>
-          <w:bCs/>
+          <w:b w:val="1"/>
+          <w:bCs w:val="1"/>
           <w:sz w:val="20"/>
           <w:szCs w:val="20"/>
           <w:lang w:val="es-ES" w:eastAsia="es-ES"/>
@@ -5444,27 +5636,49 @@
     </w:p>
     <w:p>
       <w:pPr>
-        <w:spacing w:before="100" w:beforeAutospacing="1" w:after="100" w:afterAutospacing="1"/>
+        <w:spacing w:before="100" w:beforeAutospacing="on" w:after="100" w:afterAutospacing="on"/>
         <w:jc w:val="both"/>
         <w:rPr>
           <w:rFonts w:eastAsia="Times New Roman"/>
-          <w:b/>
-          <w:bCs/>
-          <w:sz w:val="20"/>
-          <w:szCs w:val="20"/>
-          <w:lang w:val="es-ES" w:eastAsia="es-ES"/>
-        </w:rPr>
-      </w:pPr>
-      <w:r>
-        <w:rPr>
-          <w:rFonts w:eastAsia="Times New Roman"/>
-          <w:b/>
-          <w:bCs/>
-          <w:sz w:val="20"/>
-          <w:szCs w:val="20"/>
-          <w:lang w:val="es-ES" w:eastAsia="es-ES"/>
-        </w:rPr>
-        <w:t>6.3 Métricas aplicadas (funcionalidad, fiabilidad, usabilidad, eficiencia)</w:t>
+          <w:b w:val="1"/>
+          <w:bCs w:val="1"/>
+          <w:sz w:val="20"/>
+          <w:szCs w:val="20"/>
+          <w:lang w:val="es-ES" w:eastAsia="es-ES"/>
+        </w:rPr>
+      </w:pPr>
+      <w:r>
+        <w:rPr>
+          <w:rFonts w:eastAsia="Times New Roman"/>
+          <w:b w:val="1"/>
+          <w:bCs w:val="1"/>
+          <w:sz w:val="20"/>
+          <w:szCs w:val="20"/>
+          <w:lang w:val="es-ES" w:eastAsia="es-ES"/>
+        </w:rPr>
+        <w:t>6.3 Métricas aplicadas (funcionalidad, fiabilidad, usabilidad</w:t>
+      </w:r>
+      <w:r>
+        <w:rPr>
+          <w:rFonts w:eastAsia="Times New Roman"/>
+          <w:b w:val="1"/>
+          <w:bCs w:val="1"/>
+          <w:sz w:val="20"/>
+          <w:szCs w:val="20"/>
+          <w:lang w:val="es-ES" w:eastAsia="es-ES"/>
+        </w:rPr>
+        <w:t xml:space="preserve"> y </w:t>
+      </w:r>
+      <w:r>
+        <w:rPr>
+          <w:rFonts w:eastAsia="Times New Roman"/>
+          <w:b w:val="1"/>
+          <w:bCs w:val="1"/>
+          <w:sz w:val="20"/>
+          <w:szCs w:val="20"/>
+          <w:lang w:val="es-ES" w:eastAsia="es-ES"/>
+        </w:rPr>
+        <w:t>eficiencia)</w:t>
       </w:r>
     </w:p>
     <w:p>
@@ -5810,32 +6024,30 @@
     </w:p>
     <w:p>
       <w:pPr>
-        <w:spacing w:beforeAutospacing="1" w:afterAutospacing="1"/>
+        <w:spacing w:beforeAutospacing="on" w:afterAutospacing="on"/>
         <w:jc w:val="both"/>
       </w:pPr>
       <w:commentRangeStart w:id="7"/>
-      <w:r>
-        <w:rPr>
-          <w:noProof/>
-        </w:rPr>
+      <w:commentRangeStart w:id="697871693"/>
+      <w:r>
         <w:drawing>
-          <wp:inline distT="0" distB="0" distL="0" distR="0" wp14:anchorId="2910E384" wp14:editId="0FF3B333">
-            <wp:extent cx="6610350" cy="2253078"/>
+          <wp:inline wp14:editId="7092AADF" wp14:anchorId="2910E384">
+            <wp:extent cx="6610348" cy="2253078"/>
             <wp:effectExtent l="0" t="0" r="0" b="0"/>
-            <wp:docPr id="1183786313" name="Picture 1183786313"/>
+            <wp:docPr id="1183786313" name="Picture 1183786313" title=""/>
             <wp:cNvGraphicFramePr>
-              <a:graphicFrameLocks xmlns:a="http://schemas.openxmlformats.org/drawingml/2006/main" noChangeAspect="1"/>
+              <a:graphicFrameLocks noChangeAspect="1"/>
             </wp:cNvGraphicFramePr>
-            <a:graphic xmlns:a="http://schemas.openxmlformats.org/drawingml/2006/main">
+            <a:graphic>
               <a:graphicData uri="http://schemas.openxmlformats.org/drawingml/2006/picture">
-                <pic:pic xmlns:pic="http://schemas.openxmlformats.org/drawingml/2006/picture">
+                <pic:pic>
                   <pic:nvPicPr>
-                    <pic:cNvPr id="0" name=""/>
+                    <pic:cNvPr id="0" name="Picture 1183786313"/>
                     <pic:cNvPicPr/>
                   </pic:nvPicPr>
                   <pic:blipFill>
-                    <a:blip r:embed="rId20">
-                      <a:extLst>
+                    <a:blip r:embed="Ra827ea3216bb4b7d">
+                      <a:extLst xmlns:a="http://schemas.openxmlformats.org/drawingml/2006/main">
                         <a:ext uri="{28A0092B-C50C-407E-A947-70E740481C1C}">
                           <a14:useLocalDpi xmlns:a14="http://schemas.microsoft.com/office/drawing/2010/main" val="0"/>
                         </a:ext>
@@ -5846,9 +6058,9 @@
                     </a:stretch>
                   </pic:blipFill>
                   <pic:spPr>
-                    <a:xfrm>
+                    <a:xfrm rot="0" flipH="0" flipV="0">
                       <a:off x="0" y="0"/>
-                      <a:ext cx="6610350" cy="2253078"/>
+                      <a:ext cx="6610348" cy="2253078"/>
                     </a:xfrm>
                     <a:prstGeom prst="rect">
                       <a:avLst/>
@@ -5862,16 +6074,27 @@
       </w:r>
       <w:commentRangeEnd w:id="7"/>
       <w:r>
+        <w:rPr>
+          <w:rStyle w:val="CommentReference"/>
+        </w:rPr>
         <w:commentReference w:id="7"/>
       </w:r>
-      <w:r>
-        <w:rPr>
-          <w:b/>
-          <w:bCs/>
+      <w:commentRangeEnd w:id="697871693"/>
+      <w:r>
+        <w:rPr>
+          <w:rStyle w:val="CommentReference"/>
+        </w:rPr>
+        <w:commentReference w:id="697871693"/>
+      </w:r>
+      <w:r>
+        <w:rPr>
+          <w:b w:val="1"/>
+          <w:bCs w:val="1"/>
         </w:rPr>
         <w:t xml:space="preserve">Fuente. </w:t>
       </w:r>
       <w:r>
+        <w:rPr/>
         <w:t>SENA, 2025</w:t>
       </w:r>
     </w:p>
@@ -10290,417 +10513,225 @@
     </w:p>
     <w:p/>
   </w:comment>
-  <w:comment w:initials="HG" w:author="Heydy Cristina Gonzalez Garcia" w:date="2025-04-08T16:36:00Z" w:id="1">
-    <w:p>
-      <w:r>
+  <w:comment xmlns:w="http://schemas.openxmlformats.org/wordprocessingml/2006/main" w:initials="HG" w:author="Heydy Cristina Gonzalez Garcia" w:date="04/08/2025 09:48:00" w:id="2">
+    <w:p xmlns:w14="http://schemas.microsoft.com/office/word/2010/wordml">
+      <w:pPr>
+        <w:pStyle w:val="CommentText"/>
+      </w:pPr>
+      <w:r>
+        <w:rPr>
+          <w:rStyle w:val="CommentReference"/>
+        </w:rPr>
         <w:annotationRef/>
       </w:r>
       <w:r>
-        <w:rPr>
-          <w:b/>
-          <w:bCs/>
-        </w:rPr>
-        <w:t>Texto de la figura:</w:t>
-      </w:r>
-    </w:p>
-    <w:p>
-      <w:r>
-        <w:rPr>
-          <w:b/>
-          <w:bCs/>
-        </w:rPr>
-        <w:t>CALIDAD DEL PRODUCTO SOFTWARE</w:t>
-      </w:r>
-    </w:p>
-    <w:p>
-      <w:r>
-        <w:rPr>
-          <w:b/>
-          <w:bCs/>
-        </w:rPr>
-        <w:t>Adecuación Funcional</w:t>
-      </w:r>
-    </w:p>
-    <w:p>
-      <w:r>
-        <w:t>Completitud funcional</w:t>
-      </w:r>
-    </w:p>
-    <w:p>
-      <w:r>
-        <w:t>Corrección funcional</w:t>
-      </w:r>
-    </w:p>
-    <w:p>
-      <w:r>
-        <w:t>Pertinencia funcional</w:t>
-      </w:r>
-    </w:p>
-    <w:p/>
-    <w:p>
-      <w:r>
-        <w:rPr>
-          <w:b/>
-          <w:bCs/>
-        </w:rPr>
-        <w:t>Eficiencia de Desempeño</w:t>
-      </w:r>
-    </w:p>
-    <w:p>
-      <w:r>
-        <w:t>Comportamiento temporal</w:t>
-      </w:r>
-    </w:p>
-    <w:p>
-      <w:r>
-        <w:t>Utilización de recursos</w:t>
-      </w:r>
-    </w:p>
-    <w:p>
-      <w:r>
-        <w:t>Capacidad</w:t>
-      </w:r>
-    </w:p>
-    <w:p/>
-    <w:p>
-      <w:r>
-        <w:rPr>
-          <w:b/>
-          <w:bCs/>
-        </w:rPr>
-        <w:t>Compatibilidad</w:t>
-      </w:r>
-    </w:p>
-    <w:p>
-      <w:r>
-        <w:t>Coexistencia</w:t>
-      </w:r>
-    </w:p>
-    <w:p>
-      <w:r>
-        <w:t>Interoperabilidad</w:t>
-      </w:r>
-    </w:p>
-    <w:p/>
-    <w:p>
-      <w:r>
-        <w:rPr>
-          <w:b/>
-          <w:bCs/>
-        </w:rPr>
-        <w:t>Usabilidad</w:t>
-      </w:r>
-    </w:p>
-    <w:p>
-      <w:r>
-        <w:t>Inteligibilidad</w:t>
-      </w:r>
-    </w:p>
-    <w:p>
-      <w:r>
-        <w:t>Aprendizaje</w:t>
-      </w:r>
-    </w:p>
-    <w:p>
-      <w:r>
-        <w:t>Operabilidad</w:t>
-      </w:r>
-    </w:p>
-    <w:p>
-      <w:r>
-        <w:t>Protección frente a errores de usuario</w:t>
-      </w:r>
-    </w:p>
-    <w:p>
-      <w:r>
-        <w:t>Estética</w:t>
-      </w:r>
-    </w:p>
-    <w:p>
+        <w:t xml:space="preserve">Texto de la imagen, las partes en parentesis rojo son comentarios para facilitar la comprensión de la figura: </w:t>
+      </w:r>
+    </w:p>
+    <w:p xmlns:w14="http://schemas.microsoft.com/office/word/2010/wordml">
+      <w:pPr>
+        <w:pStyle w:val="CommentText"/>
+      </w:pPr>
+      <w:r>
+        <w:rPr>
+          <w:b w:val="1"/>
+          <w:bCs w:val="1"/>
+        </w:rPr>
+        <w:t>Calidad de producto de datos</w:t>
+      </w:r>
+    </w:p>
+    <w:p xmlns:w14="http://schemas.microsoft.com/office/word/2010/wordml">
+      <w:pPr>
+        <w:pStyle w:val="CommentText"/>
+      </w:pPr>
+    </w:p>
+    <w:p xmlns:w14="http://schemas.microsoft.com/office/word/2010/wordml">
+      <w:pPr>
+        <w:pStyle w:val="CommentText"/>
+      </w:pPr>
+      <w:r>
+        <w:rPr>
+          <w:b w:val="1"/>
+          <w:bCs w:val="1"/>
+        </w:rPr>
+        <w:t xml:space="preserve">Calidad de datos inherente </w:t>
+      </w:r>
+      <w:r>
+        <w:rPr>
+          <w:b w:val="1"/>
+          <w:bCs w:val="1"/>
+          <w:color w:val="ff0000"/>
+        </w:rPr>
+        <w:t>(</w:t>
+      </w:r>
+      <w:r>
+        <w:rPr>
+          <w:color w:val="ff0000"/>
+        </w:rPr>
+        <w:t>parte izquierda de la imagen. color: naranja claro.)</w:t>
+      </w:r>
+    </w:p>
+    <w:p xmlns:w14="http://schemas.microsoft.com/office/word/2010/wordml">
+      <w:pPr>
+        <w:pStyle w:val="CommentText"/>
+      </w:pPr>
+      <w:r>
+        <w:t>Exactitud</w:t>
+      </w:r>
+    </w:p>
+    <w:p xmlns:w14="http://schemas.microsoft.com/office/word/2010/wordml">
+      <w:pPr>
+        <w:pStyle w:val="CommentText"/>
+      </w:pPr>
+      <w:r>
+        <w:t>Completitud</w:t>
+      </w:r>
+    </w:p>
+    <w:p xmlns:w14="http://schemas.microsoft.com/office/word/2010/wordml">
+      <w:pPr>
+        <w:pStyle w:val="CommentText"/>
+      </w:pPr>
+      <w:r>
+        <w:t>Consistencia</w:t>
+      </w:r>
+    </w:p>
+    <w:p xmlns:w14="http://schemas.microsoft.com/office/word/2010/wordml">
+      <w:pPr>
+        <w:pStyle w:val="CommentText"/>
+      </w:pPr>
+      <w:r>
+        <w:t>Credibilidad</w:t>
+      </w:r>
+    </w:p>
+    <w:p xmlns:w14="http://schemas.microsoft.com/office/word/2010/wordml">
+      <w:pPr>
+        <w:pStyle w:val="CommentText"/>
+      </w:pPr>
+      <w:r>
+        <w:t>Actualidad</w:t>
+      </w:r>
+    </w:p>
+    <w:p xmlns:w14="http://schemas.microsoft.com/office/word/2010/wordml">
+      <w:pPr>
+        <w:pStyle w:val="CommentText"/>
+      </w:pPr>
+    </w:p>
+    <w:p xmlns:w14="http://schemas.microsoft.com/office/word/2010/wordml">
+      <w:pPr>
+        <w:pStyle w:val="CommentText"/>
+      </w:pPr>
+      <w:r>
+        <w:rPr>
+          <w:b w:val="1"/>
+          <w:bCs w:val="1"/>
+        </w:rPr>
+        <w:t xml:space="preserve">Calidad de datos dependiente del sistema </w:t>
+      </w:r>
+      <w:r>
+        <w:rPr>
+          <w:b w:val="1"/>
+          <w:bCs w:val="1"/>
+          <w:color w:val="ff0000"/>
+        </w:rPr>
+        <w:t>(</w:t>
+      </w:r>
+      <w:r>
+        <w:rPr>
+          <w:color w:val="ff0000"/>
+        </w:rPr>
+        <w:t xml:space="preserve">Parte derecha de la imagen, </w:t>
+      </w:r>
+      <w:r>
+        <w:rPr>
+          <w:b w:val="1"/>
+          <w:bCs w:val="1"/>
+          <w:color w:val="ff0000"/>
+        </w:rPr>
+        <w:t>color: az</w:t>
+      </w:r>
+      <w:r>
+        <w:rPr>
+          <w:color w:val="ff0000"/>
+        </w:rPr>
+        <w:t>ul y violeta claro)</w:t>
+      </w:r>
+    </w:p>
+    <w:p xmlns:w14="http://schemas.microsoft.com/office/word/2010/wordml">
+      <w:pPr>
+        <w:pStyle w:val="CommentText"/>
+      </w:pPr>
       <w:r>
         <w:t>Accesibilidad</w:t>
       </w:r>
     </w:p>
-    <w:p/>
-    <w:p>
-      <w:r>
-        <w:rPr>
-          <w:b/>
-          <w:bCs/>
-        </w:rPr>
-        <w:t>Fiabilidad</w:t>
-      </w:r>
-    </w:p>
-    <w:p>
-      <w:r>
-        <w:t>Madurez</w:t>
-      </w:r>
-    </w:p>
-    <w:p>
+    <w:p xmlns:w14="http://schemas.microsoft.com/office/word/2010/wordml">
+      <w:pPr>
+        <w:pStyle w:val="CommentText"/>
+      </w:pPr>
+      <w:r>
+        <w:t>Conformidad</w:t>
+      </w:r>
+    </w:p>
+    <w:p xmlns:w14="http://schemas.microsoft.com/office/word/2010/wordml">
+      <w:pPr>
+        <w:pStyle w:val="CommentText"/>
+      </w:pPr>
+      <w:r>
+        <w:t>Confidencialidad</w:t>
+      </w:r>
+    </w:p>
+    <w:p xmlns:w14="http://schemas.microsoft.com/office/word/2010/wordml">
+      <w:pPr>
+        <w:pStyle w:val="CommentText"/>
+      </w:pPr>
+      <w:r>
+        <w:t>Eficiencia</w:t>
+      </w:r>
+    </w:p>
+    <w:p xmlns:w14="http://schemas.microsoft.com/office/word/2010/wordml">
+      <w:pPr>
+        <w:pStyle w:val="CommentText"/>
+      </w:pPr>
+      <w:r>
+        <w:t>Precisión</w:t>
+      </w:r>
+    </w:p>
+    <w:p xmlns:w14="http://schemas.microsoft.com/office/word/2010/wordml">
+      <w:pPr>
+        <w:pStyle w:val="CommentText"/>
+      </w:pPr>
+      <w:r>
+        <w:t>Trazabilidad</w:t>
+      </w:r>
+    </w:p>
+    <w:p xmlns:w14="http://schemas.microsoft.com/office/word/2010/wordml">
+      <w:pPr>
+        <w:pStyle w:val="CommentText"/>
+      </w:pPr>
+      <w:r>
+        <w:t>Comprensibilidad</w:t>
+      </w:r>
+    </w:p>
+    <w:p xmlns:w14="http://schemas.microsoft.com/office/word/2010/wordml">
+      <w:pPr>
+        <w:pStyle w:val="CommentText"/>
+      </w:pPr>
       <w:r>
         <w:t>Disponibilidad</w:t>
       </w:r>
     </w:p>
-    <w:p>
-      <w:r>
-        <w:t>Tolerancia a fallos</w:t>
-      </w:r>
-    </w:p>
-    <w:p>
-      <w:r>
-        <w:t>Capacidad de recuperación</w:t>
-      </w:r>
-    </w:p>
-    <w:p/>
-    <w:p>
-      <w:r>
-        <w:rPr>
-          <w:b/>
-          <w:bCs/>
-        </w:rPr>
-        <w:t>Seguridad</w:t>
-      </w:r>
-    </w:p>
-    <w:p>
-      <w:r>
-        <w:t>Confidencialidad</w:t>
-      </w:r>
-    </w:p>
-    <w:p>
-      <w:r>
-        <w:t>Integridad</w:t>
-      </w:r>
-    </w:p>
-    <w:p>
-      <w:r>
-        <w:t>No repudio</w:t>
-      </w:r>
-    </w:p>
-    <w:p>
-      <w:r>
-        <w:t>Autenticidad</w:t>
-      </w:r>
-    </w:p>
-    <w:p>
-      <w:r>
-        <w:t>Responsabilidad</w:t>
-      </w:r>
-    </w:p>
-    <w:p/>
-    <w:p>
-      <w:r>
-        <w:rPr>
-          <w:b/>
-          <w:bCs/>
-        </w:rPr>
-        <w:t>Mantenibilidad</w:t>
-      </w:r>
-    </w:p>
-    <w:p>
-      <w:r>
-        <w:t>Modularidad</w:t>
-      </w:r>
-    </w:p>
-    <w:p>
-      <w:r>
-        <w:t>Reusabilidad</w:t>
-      </w:r>
-    </w:p>
-    <w:p>
-      <w:r>
-        <w:t>Analizabilidad</w:t>
-      </w:r>
-    </w:p>
-    <w:p>
-      <w:r>
-        <w:t>Capacidad de ser modificado</w:t>
-      </w:r>
-    </w:p>
-    <w:p>
-      <w:r>
-        <w:t>Capacidad de ser probado</w:t>
-      </w:r>
-    </w:p>
-    <w:p/>
-    <w:p>
-      <w:r>
-        <w:rPr>
-          <w:b/>
-          <w:bCs/>
-        </w:rPr>
+    <w:p xmlns:w14="http://schemas.microsoft.com/office/word/2010/wordml">
+      <w:pPr>
+        <w:pStyle w:val="CommentText"/>
+      </w:pPr>
+      <w:r>
         <w:t>Portabilidad</w:t>
       </w:r>
     </w:p>
-    <w:p>
-      <w:r>
-        <w:t>Adaptabilidad</w:t>
-      </w:r>
-    </w:p>
-    <w:p>
-      <w:r>
-        <w:t>Facilidad de instalación</w:t>
-      </w:r>
-    </w:p>
-    <w:p>
-      <w:r>
-        <w:t>Capacidad de ser reemplazado</w:t>
-      </w:r>
-    </w:p>
-  </w:comment>
-  <w:comment w:initials="HG" w:author="Heydy Cristina Gonzalez Garcia" w:date="2025-04-08T16:48:00Z" w:id="2">
-    <w:p>
-      <w:r>
-        <w:annotationRef/>
-      </w:r>
-      <w:r>
-        <w:t xml:space="preserve">Texto de la imagen, las partes en parentesis rojo son comentarios para facilitar la comprensión de la figura: </w:t>
-      </w:r>
-    </w:p>
-    <w:p>
-      <w:r>
-        <w:rPr>
-          <w:b/>
-          <w:bCs/>
-        </w:rPr>
-        <w:t>Calidad de Producto de Datos</w:t>
-      </w:r>
-    </w:p>
-    <w:p/>
-    <w:p>
-      <w:r>
-        <w:rPr>
-          <w:b/>
-          <w:bCs/>
-        </w:rPr>
-        <w:t xml:space="preserve">Calidad de Datos Inherente </w:t>
-      </w:r>
-      <w:r>
-        <w:rPr>
-          <w:b/>
-          <w:bCs/>
-          <w:color w:val="FF0000"/>
-        </w:rPr>
-        <w:t>(</w:t>
-      </w:r>
-      <w:r>
-        <w:rPr>
-          <w:color w:val="FF0000"/>
-        </w:rPr>
-        <w:t>parte izquierda de la imagen. color: naranja claro.)</w:t>
-      </w:r>
-    </w:p>
-    <w:p>
-      <w:r>
-        <w:rPr>
-          <w:color w:val="FF0000"/>
-        </w:rPr>
-        <w:t>Exactitud</w:t>
-      </w:r>
-    </w:p>
-    <w:p>
-      <w:r>
-        <w:t>Completitud</w:t>
-      </w:r>
-    </w:p>
-    <w:p>
-      <w:r>
-        <w:t>Consistencia</w:t>
-      </w:r>
-    </w:p>
-    <w:p>
-      <w:r>
-        <w:t>Credibilidad</w:t>
-      </w:r>
-    </w:p>
-    <w:p>
-      <w:r>
-        <w:t>Actualidad</w:t>
-      </w:r>
-    </w:p>
-    <w:p/>
-    <w:p>
-      <w:r>
-        <w:rPr>
-          <w:b/>
-          <w:bCs/>
-        </w:rPr>
-        <w:t xml:space="preserve">Calidad de Datos Dependiente del Sistema </w:t>
-      </w:r>
-      <w:r>
-        <w:rPr>
-          <w:b/>
-          <w:bCs/>
-          <w:color w:val="FF0000"/>
-        </w:rPr>
-        <w:t>(</w:t>
-      </w:r>
-      <w:r>
-        <w:rPr>
-          <w:color w:val="FF0000"/>
-        </w:rPr>
-        <w:t xml:space="preserve">Parte derecha de la imagen, </w:t>
-      </w:r>
-      <w:r>
-        <w:rPr>
-          <w:b/>
-          <w:bCs/>
-          <w:color w:val="FF0000"/>
-        </w:rPr>
-        <w:t>color: az</w:t>
-      </w:r>
-      <w:r>
-        <w:rPr>
-          <w:color w:val="FF0000"/>
-        </w:rPr>
-        <w:t>ul y violeta claro)</w:t>
-      </w:r>
-    </w:p>
-    <w:p>
-      <w:r>
-        <w:t>Accesibilidad</w:t>
-      </w:r>
-    </w:p>
-    <w:p>
-      <w:r>
-        <w:t>Conformidad</w:t>
-      </w:r>
-    </w:p>
-    <w:p>
-      <w:r>
-        <w:t>Confidencialidad</w:t>
-      </w:r>
-    </w:p>
-    <w:p>
-      <w:r>
-        <w:t>Eficiencia</w:t>
-      </w:r>
-    </w:p>
-    <w:p>
-      <w:r>
-        <w:t>Precisión</w:t>
-      </w:r>
-    </w:p>
-    <w:p>
-      <w:r>
-        <w:t>Trazabilidad</w:t>
-      </w:r>
-    </w:p>
-    <w:p>
-      <w:r>
-        <w:t>Comprensibilidad</w:t>
-      </w:r>
-    </w:p>
-    <w:p>
-      <w:r>
-        <w:t>Disponibilidad</w:t>
-      </w:r>
-    </w:p>
-    <w:p>
-      <w:r>
-        <w:t>Portabilidad</w:t>
-      </w:r>
-    </w:p>
-    <w:p>
+    <w:p xmlns:w14="http://schemas.microsoft.com/office/word/2010/wordml">
+      <w:pPr>
+        <w:pStyle w:val="CommentText"/>
+      </w:pPr>
       <w:r>
         <w:t>Recuperabilidad</w:t>
       </w:r>
@@ -11579,6 +11610,663 @@
     <w:p>
       <w:r>
         <w:t>- Verificación</w:t>
+      </w:r>
+    </w:p>
+  </w:comment>
+  <w:comment xmlns:w="http://schemas.openxmlformats.org/wordprocessingml/2006/main" w:initials="HG" w:author="Heydy Cristina Gonzalez Garcia" w:date="2025-07-22T10:06:34" w:id="1775712942">
+    <w:p xmlns:w14="http://schemas.microsoft.com/office/word/2010/wordml" xmlns:w="http://schemas.openxmlformats.org/wordprocessingml/2006/main">
+      <w:pPr>
+        <w:pStyle w:val="CommentText"/>
+      </w:pPr>
+      <w:r>
+        <w:rPr>
+          <w:rStyle w:val="CommentReference"/>
+        </w:rPr>
+        <w:annotationRef/>
+      </w:r>
+      <w:r>
+        <w:t>Texto alternativo: Se ilustran las características de la calidad de producto de datos, tanto inherentes como los dependientes del sistema.</w:t>
+      </w:r>
+    </w:p>
+  </w:comment>
+  <w:comment xmlns:w="http://schemas.openxmlformats.org/wordprocessingml/2006/main" w:initials="HG" w:author="Heydy Cristina Gonzalez Garcia" w:date="2025-07-22T10:07:05" w:id="1556441408">
+    <w:p xmlns:w14="http://schemas.microsoft.com/office/word/2010/wordml" xmlns:w="http://schemas.openxmlformats.org/wordprocessingml/2006/main">
+      <w:pPr>
+        <w:pStyle w:val="CommentText"/>
+      </w:pPr>
+      <w:r>
+        <w:rPr>
+          <w:rStyle w:val="CommentReference"/>
+        </w:rPr>
+        <w:annotationRef/>
+      </w:r>
+      <w:r>
+        <w:t>Texto alternativo: Se describe la vista interna, externa y en uso de la calidad en SQuaRE.</w:t>
+      </w:r>
+    </w:p>
+  </w:comment>
+  <w:comment xmlns:w="http://schemas.openxmlformats.org/wordprocessingml/2006/main" w:initials="HG" w:author="Heydy Cristina Gonzalez Garcia" w:date="2025-07-22T10:07:30" w:id="697871693">
+    <w:p xmlns:w14="http://schemas.microsoft.com/office/word/2010/wordml" xmlns:w="http://schemas.openxmlformats.org/wordprocessingml/2006/main">
+      <w:pPr>
+        <w:pStyle w:val="CommentText"/>
+      </w:pPr>
+      <w:r>
+        <w:rPr>
+          <w:rStyle w:val="CommentReference"/>
+        </w:rPr>
+        <w:annotationRef/>
+      </w:r>
+      <w:r>
+        <w:t>Texto alternativo: En la figura se analiza el caso del Ministerio de Salud del Perú y su evaluación frente a la calidad con la norma ISO/IEC 25000.</w:t>
+      </w:r>
+    </w:p>
+  </w:comment>
+  <w:comment xmlns:w="http://schemas.openxmlformats.org/wordprocessingml/2006/main" w:initials="HG" w:author="Heydy Cristina Gonzalez Garcia" w:date="2025-08-06T15:17:54" w:id="849977580">
+    <w:p xmlns:w14="http://schemas.microsoft.com/office/word/2010/wordml" xmlns:w="http://schemas.openxmlformats.org/wordprocessingml/2006/main">
+      <w:pPr>
+        <w:pStyle w:val="CommentText"/>
+      </w:pPr>
+      <w:r>
+        <w:rPr>
+          <w:rStyle w:val="CommentReference"/>
+        </w:rPr>
+        <w:annotationRef/>
+      </w:r>
+      <w:r>
+        <w:rPr>
+          <w:b w:val="1"/>
+          <w:bCs w:val="1"/>
+        </w:rPr>
+        <w:t>Texto de la figura:</w:t>
+      </w:r>
+    </w:p>
+    <w:p xmlns:w14="http://schemas.microsoft.com/office/word/2010/wordml" xmlns:w="http://schemas.openxmlformats.org/wordprocessingml/2006/main">
+      <w:pPr>
+        <w:pStyle w:val="CommentText"/>
+      </w:pPr>
+      <w:r>
+        <w:rPr>
+          <w:b w:val="1"/>
+          <w:bCs w:val="1"/>
+        </w:rPr>
+        <w:t>CALIDAD DEL PRODUCTO SOFTWARE</w:t>
+      </w:r>
+    </w:p>
+    <w:p xmlns:w14="http://schemas.microsoft.com/office/word/2010/wordml" xmlns:w="http://schemas.openxmlformats.org/wordprocessingml/2006/main">
+      <w:pPr>
+        <w:pStyle w:val="CommentText"/>
+      </w:pPr>
+      <w:r>
+        <w:rPr>
+          <w:b w:val="1"/>
+          <w:bCs w:val="1"/>
+        </w:rPr>
+        <w:t>Adecuación funcional</w:t>
+      </w:r>
+    </w:p>
+    <w:p xmlns:w14="http://schemas.microsoft.com/office/word/2010/wordml" xmlns:w="http://schemas.openxmlformats.org/wordprocessingml/2006/main">
+      <w:pPr>
+        <w:pStyle w:val="CommentText"/>
+      </w:pPr>
+      <w:r>
+        <w:t>Completitud funcional</w:t>
+      </w:r>
+    </w:p>
+    <w:p xmlns:w14="http://schemas.microsoft.com/office/word/2010/wordml" xmlns:w="http://schemas.openxmlformats.org/wordprocessingml/2006/main">
+      <w:pPr>
+        <w:pStyle w:val="CommentText"/>
+      </w:pPr>
+      <w:r>
+        <w:t>Corrección funcional</w:t>
+      </w:r>
+    </w:p>
+    <w:p xmlns:w14="http://schemas.microsoft.com/office/word/2010/wordml" xmlns:w="http://schemas.openxmlformats.org/wordprocessingml/2006/main">
+      <w:pPr>
+        <w:pStyle w:val="CommentText"/>
+      </w:pPr>
+      <w:r>
+        <w:t>Pertinencia funcional</w:t>
+      </w:r>
+    </w:p>
+    <w:p xmlns:w14="http://schemas.microsoft.com/office/word/2010/wordml" xmlns:w="http://schemas.openxmlformats.org/wordprocessingml/2006/main">
+      <w:pPr>
+        <w:pStyle w:val="CommentText"/>
+      </w:pPr>
+    </w:p>
+    <w:p xmlns:w14="http://schemas.microsoft.com/office/word/2010/wordml" xmlns:w="http://schemas.openxmlformats.org/wordprocessingml/2006/main">
+      <w:pPr>
+        <w:pStyle w:val="CommentText"/>
+      </w:pPr>
+      <w:r>
+        <w:rPr>
+          <w:b w:val="1"/>
+          <w:bCs w:val="1"/>
+        </w:rPr>
+        <w:t>Eficiencia de desempeño</w:t>
+      </w:r>
+    </w:p>
+    <w:p xmlns:w14="http://schemas.microsoft.com/office/word/2010/wordml" xmlns:w="http://schemas.openxmlformats.org/wordprocessingml/2006/main">
+      <w:pPr>
+        <w:pStyle w:val="CommentText"/>
+      </w:pPr>
+      <w:r>
+        <w:t>Comportamiento temporal</w:t>
+      </w:r>
+    </w:p>
+    <w:p xmlns:w14="http://schemas.microsoft.com/office/word/2010/wordml" xmlns:w="http://schemas.openxmlformats.org/wordprocessingml/2006/main">
+      <w:pPr>
+        <w:pStyle w:val="CommentText"/>
+      </w:pPr>
+      <w:r>
+        <w:t>Utilización de recursos</w:t>
+      </w:r>
+    </w:p>
+    <w:p xmlns:w14="http://schemas.microsoft.com/office/word/2010/wordml" xmlns:w="http://schemas.openxmlformats.org/wordprocessingml/2006/main">
+      <w:pPr>
+        <w:pStyle w:val="CommentText"/>
+      </w:pPr>
+      <w:r>
+        <w:t>Capacidad</w:t>
+      </w:r>
+    </w:p>
+    <w:p xmlns:w14="http://schemas.microsoft.com/office/word/2010/wordml" xmlns:w="http://schemas.openxmlformats.org/wordprocessingml/2006/main">
+      <w:pPr>
+        <w:pStyle w:val="CommentText"/>
+      </w:pPr>
+    </w:p>
+    <w:p xmlns:w14="http://schemas.microsoft.com/office/word/2010/wordml" xmlns:w="http://schemas.openxmlformats.org/wordprocessingml/2006/main">
+      <w:pPr>
+        <w:pStyle w:val="CommentText"/>
+      </w:pPr>
+      <w:r>
+        <w:rPr>
+          <w:b w:val="1"/>
+          <w:bCs w:val="1"/>
+        </w:rPr>
+        <w:t>Compatibilidad</w:t>
+      </w:r>
+    </w:p>
+    <w:p xmlns:w14="http://schemas.microsoft.com/office/word/2010/wordml" xmlns:w="http://schemas.openxmlformats.org/wordprocessingml/2006/main">
+      <w:pPr>
+        <w:pStyle w:val="CommentText"/>
+      </w:pPr>
+      <w:r>
+        <w:t>Coexistencia</w:t>
+      </w:r>
+    </w:p>
+    <w:p xmlns:w14="http://schemas.microsoft.com/office/word/2010/wordml" xmlns:w="http://schemas.openxmlformats.org/wordprocessingml/2006/main">
+      <w:pPr>
+        <w:pStyle w:val="CommentText"/>
+      </w:pPr>
+      <w:r>
+        <w:t>Interoperabilidad</w:t>
+      </w:r>
+    </w:p>
+    <w:p xmlns:w14="http://schemas.microsoft.com/office/word/2010/wordml" xmlns:w="http://schemas.openxmlformats.org/wordprocessingml/2006/main">
+      <w:pPr>
+        <w:pStyle w:val="CommentText"/>
+      </w:pPr>
+    </w:p>
+    <w:p xmlns:w14="http://schemas.microsoft.com/office/word/2010/wordml" xmlns:w="http://schemas.openxmlformats.org/wordprocessingml/2006/main">
+      <w:pPr>
+        <w:pStyle w:val="CommentText"/>
+      </w:pPr>
+      <w:r>
+        <w:rPr>
+          <w:b w:val="1"/>
+          <w:bCs w:val="1"/>
+        </w:rPr>
+        <w:t>Usabilidad</w:t>
+      </w:r>
+    </w:p>
+    <w:p xmlns:w14="http://schemas.microsoft.com/office/word/2010/wordml" xmlns:w="http://schemas.openxmlformats.org/wordprocessingml/2006/main">
+      <w:pPr>
+        <w:pStyle w:val="CommentText"/>
+      </w:pPr>
+      <w:r>
+        <w:t>Inteligibilidad</w:t>
+      </w:r>
+    </w:p>
+    <w:p xmlns:w14="http://schemas.microsoft.com/office/word/2010/wordml" xmlns:w="http://schemas.openxmlformats.org/wordprocessingml/2006/main">
+      <w:pPr>
+        <w:pStyle w:val="CommentText"/>
+      </w:pPr>
+      <w:r>
+        <w:t>Aprendizaje</w:t>
+      </w:r>
+    </w:p>
+    <w:p xmlns:w14="http://schemas.microsoft.com/office/word/2010/wordml" xmlns:w="http://schemas.openxmlformats.org/wordprocessingml/2006/main">
+      <w:pPr>
+        <w:pStyle w:val="CommentText"/>
+      </w:pPr>
+      <w:r>
+        <w:t>Operabilidad</w:t>
+      </w:r>
+    </w:p>
+    <w:p xmlns:w14="http://schemas.microsoft.com/office/word/2010/wordml" xmlns:w="http://schemas.openxmlformats.org/wordprocessingml/2006/main">
+      <w:pPr>
+        <w:pStyle w:val="CommentText"/>
+      </w:pPr>
+      <w:r>
+        <w:t>Protección frente a errores de usuario</w:t>
+      </w:r>
+    </w:p>
+    <w:p xmlns:w14="http://schemas.microsoft.com/office/word/2010/wordml" xmlns:w="http://schemas.openxmlformats.org/wordprocessingml/2006/main">
+      <w:pPr>
+        <w:pStyle w:val="CommentText"/>
+      </w:pPr>
+      <w:r>
+        <w:t>Estética</w:t>
+      </w:r>
+    </w:p>
+    <w:p xmlns:w14="http://schemas.microsoft.com/office/word/2010/wordml" xmlns:w="http://schemas.openxmlformats.org/wordprocessingml/2006/main">
+      <w:pPr>
+        <w:pStyle w:val="CommentText"/>
+      </w:pPr>
+      <w:r>
+        <w:t>Accesibilidad</w:t>
+      </w:r>
+    </w:p>
+    <w:p xmlns:w14="http://schemas.microsoft.com/office/word/2010/wordml" xmlns:w="http://schemas.openxmlformats.org/wordprocessingml/2006/main">
+      <w:pPr>
+        <w:pStyle w:val="CommentText"/>
+      </w:pPr>
+    </w:p>
+    <w:p xmlns:w14="http://schemas.microsoft.com/office/word/2010/wordml" xmlns:w="http://schemas.openxmlformats.org/wordprocessingml/2006/main">
+      <w:pPr>
+        <w:pStyle w:val="CommentText"/>
+      </w:pPr>
+      <w:r>
+        <w:rPr>
+          <w:b w:val="1"/>
+          <w:bCs w:val="1"/>
+        </w:rPr>
+        <w:t>Fiabilidad</w:t>
+      </w:r>
+    </w:p>
+    <w:p xmlns:w14="http://schemas.microsoft.com/office/word/2010/wordml" xmlns:w="http://schemas.openxmlformats.org/wordprocessingml/2006/main">
+      <w:pPr>
+        <w:pStyle w:val="CommentText"/>
+      </w:pPr>
+      <w:r>
+        <w:t>Madurez</w:t>
+      </w:r>
+    </w:p>
+    <w:p xmlns:w14="http://schemas.microsoft.com/office/word/2010/wordml" xmlns:w="http://schemas.openxmlformats.org/wordprocessingml/2006/main">
+      <w:pPr>
+        <w:pStyle w:val="CommentText"/>
+      </w:pPr>
+      <w:r>
+        <w:t>Disponibilidad</w:t>
+      </w:r>
+    </w:p>
+    <w:p xmlns:w14="http://schemas.microsoft.com/office/word/2010/wordml" xmlns:w="http://schemas.openxmlformats.org/wordprocessingml/2006/main">
+      <w:pPr>
+        <w:pStyle w:val="CommentText"/>
+      </w:pPr>
+      <w:r>
+        <w:t>Tolerancia a fallos</w:t>
+      </w:r>
+    </w:p>
+    <w:p xmlns:w14="http://schemas.microsoft.com/office/word/2010/wordml" xmlns:w="http://schemas.openxmlformats.org/wordprocessingml/2006/main">
+      <w:pPr>
+        <w:pStyle w:val="CommentText"/>
+      </w:pPr>
+      <w:r>
+        <w:t>Capacidad de recuperación</w:t>
+      </w:r>
+    </w:p>
+    <w:p xmlns:w14="http://schemas.microsoft.com/office/word/2010/wordml" xmlns:w="http://schemas.openxmlformats.org/wordprocessingml/2006/main">
+      <w:pPr>
+        <w:pStyle w:val="CommentText"/>
+      </w:pPr>
+    </w:p>
+    <w:p xmlns:w14="http://schemas.microsoft.com/office/word/2010/wordml" xmlns:w="http://schemas.openxmlformats.org/wordprocessingml/2006/main">
+      <w:pPr>
+        <w:pStyle w:val="CommentText"/>
+      </w:pPr>
+      <w:r>
+        <w:rPr>
+          <w:b w:val="1"/>
+          <w:bCs w:val="1"/>
+        </w:rPr>
+        <w:t>Seguridad</w:t>
+      </w:r>
+    </w:p>
+    <w:p xmlns:w14="http://schemas.microsoft.com/office/word/2010/wordml" xmlns:w="http://schemas.openxmlformats.org/wordprocessingml/2006/main">
+      <w:pPr>
+        <w:pStyle w:val="CommentText"/>
+      </w:pPr>
+      <w:r>
+        <w:t>Confidencialidad</w:t>
+      </w:r>
+    </w:p>
+    <w:p xmlns:w14="http://schemas.microsoft.com/office/word/2010/wordml" xmlns:w="http://schemas.openxmlformats.org/wordprocessingml/2006/main">
+      <w:pPr>
+        <w:pStyle w:val="CommentText"/>
+      </w:pPr>
+      <w:r>
+        <w:t>Integridad</w:t>
+      </w:r>
+    </w:p>
+    <w:p xmlns:w14="http://schemas.microsoft.com/office/word/2010/wordml" xmlns:w="http://schemas.openxmlformats.org/wordprocessingml/2006/main">
+      <w:pPr>
+        <w:pStyle w:val="CommentText"/>
+      </w:pPr>
+      <w:r>
+        <w:t>No repudio</w:t>
+      </w:r>
+    </w:p>
+    <w:p xmlns:w14="http://schemas.microsoft.com/office/word/2010/wordml" xmlns:w="http://schemas.openxmlformats.org/wordprocessingml/2006/main">
+      <w:pPr>
+        <w:pStyle w:val="CommentText"/>
+      </w:pPr>
+      <w:r>
+        <w:t>Autenticidad</w:t>
+      </w:r>
+    </w:p>
+    <w:p xmlns:w14="http://schemas.microsoft.com/office/word/2010/wordml" xmlns:w="http://schemas.openxmlformats.org/wordprocessingml/2006/main">
+      <w:pPr>
+        <w:pStyle w:val="CommentText"/>
+      </w:pPr>
+      <w:r>
+        <w:t>Responsabilidad</w:t>
+      </w:r>
+    </w:p>
+    <w:p xmlns:w14="http://schemas.microsoft.com/office/word/2010/wordml" xmlns:w="http://schemas.openxmlformats.org/wordprocessingml/2006/main">
+      <w:pPr>
+        <w:pStyle w:val="CommentText"/>
+      </w:pPr>
+    </w:p>
+    <w:p xmlns:w14="http://schemas.microsoft.com/office/word/2010/wordml" xmlns:w="http://schemas.openxmlformats.org/wordprocessingml/2006/main">
+      <w:pPr>
+        <w:pStyle w:val="CommentText"/>
+      </w:pPr>
+      <w:r>
+        <w:rPr>
+          <w:b w:val="1"/>
+          <w:bCs w:val="1"/>
+        </w:rPr>
+        <w:t>Mantenibilidad</w:t>
+      </w:r>
+    </w:p>
+    <w:p xmlns:w14="http://schemas.microsoft.com/office/word/2010/wordml" xmlns:w="http://schemas.openxmlformats.org/wordprocessingml/2006/main">
+      <w:pPr>
+        <w:pStyle w:val="CommentText"/>
+      </w:pPr>
+      <w:r>
+        <w:t>Modularidad</w:t>
+      </w:r>
+    </w:p>
+    <w:p xmlns:w14="http://schemas.microsoft.com/office/word/2010/wordml" xmlns:w="http://schemas.openxmlformats.org/wordprocessingml/2006/main">
+      <w:pPr>
+        <w:pStyle w:val="CommentText"/>
+      </w:pPr>
+      <w:r>
+        <w:t>Reusabilidad</w:t>
+      </w:r>
+    </w:p>
+    <w:p xmlns:w14="http://schemas.microsoft.com/office/word/2010/wordml" xmlns:w="http://schemas.openxmlformats.org/wordprocessingml/2006/main">
+      <w:pPr>
+        <w:pStyle w:val="CommentText"/>
+      </w:pPr>
+      <w:r>
+        <w:t>Analizabilidad</w:t>
+      </w:r>
+    </w:p>
+    <w:p xmlns:w14="http://schemas.microsoft.com/office/word/2010/wordml" xmlns:w="http://schemas.openxmlformats.org/wordprocessingml/2006/main">
+      <w:pPr>
+        <w:pStyle w:val="CommentText"/>
+      </w:pPr>
+      <w:r>
+        <w:t>Capacidad de ser modificado</w:t>
+      </w:r>
+    </w:p>
+    <w:p xmlns:w14="http://schemas.microsoft.com/office/word/2010/wordml" xmlns:w="http://schemas.openxmlformats.org/wordprocessingml/2006/main">
+      <w:pPr>
+        <w:pStyle w:val="CommentText"/>
+      </w:pPr>
+      <w:r>
+        <w:t>Capacidad de ser probado</w:t>
+      </w:r>
+    </w:p>
+    <w:p xmlns:w14="http://schemas.microsoft.com/office/word/2010/wordml" xmlns:w="http://schemas.openxmlformats.org/wordprocessingml/2006/main">
+      <w:pPr>
+        <w:pStyle w:val="CommentText"/>
+      </w:pPr>
+    </w:p>
+    <w:p xmlns:w14="http://schemas.microsoft.com/office/word/2010/wordml" xmlns:w="http://schemas.openxmlformats.org/wordprocessingml/2006/main">
+      <w:pPr>
+        <w:pStyle w:val="CommentText"/>
+      </w:pPr>
+      <w:r>
+        <w:rPr>
+          <w:b w:val="1"/>
+          <w:bCs w:val="1"/>
+        </w:rPr>
+        <w:t>Portabilidad</w:t>
+      </w:r>
+    </w:p>
+    <w:p xmlns:w14="http://schemas.microsoft.com/office/word/2010/wordml" xmlns:w="http://schemas.openxmlformats.org/wordprocessingml/2006/main">
+      <w:pPr>
+        <w:pStyle w:val="CommentText"/>
+      </w:pPr>
+      <w:r>
+        <w:t>Adaptabilidad</w:t>
+      </w:r>
+    </w:p>
+    <w:p xmlns:w14="http://schemas.microsoft.com/office/word/2010/wordml" xmlns:w="http://schemas.openxmlformats.org/wordprocessingml/2006/main">
+      <w:pPr>
+        <w:pStyle w:val="CommentText"/>
+      </w:pPr>
+      <w:r>
+        <w:t>Facilidad de instalación</w:t>
+      </w:r>
+    </w:p>
+    <w:p xmlns:w14="http://schemas.microsoft.com/office/word/2010/wordml" xmlns:w="http://schemas.openxmlformats.org/wordprocessingml/2006/main">
+      <w:pPr>
+        <w:pStyle w:val="CommentText"/>
+      </w:pPr>
+      <w:r>
+        <w:t>Capacidad de ser reemplazado</w:t>
+      </w:r>
+    </w:p>
+  </w:comment>
+  <w:comment xmlns:w="http://schemas.openxmlformats.org/wordprocessingml/2006/main" w:initials="HG" w:author="Heydy Cristina Gonzalez Garcia" w:date="2025-08-06T15:30:25" w:id="1513265549">
+    <w:p xmlns:w14="http://schemas.microsoft.com/office/word/2010/wordml" xmlns:w="http://schemas.openxmlformats.org/wordprocessingml/2006/main">
+      <w:pPr>
+        <w:pStyle w:val="CommentText"/>
+      </w:pPr>
+      <w:r>
+        <w:rPr>
+          <w:rStyle w:val="CommentReference"/>
+        </w:rPr>
+        <w:annotationRef/>
+      </w:r>
+      <w:r>
+        <w:t xml:space="preserve">Texto de la imagen, las partes en parentesis rojo son comentarios para facilitar la comprensión de la figura: </w:t>
+      </w:r>
+    </w:p>
+    <w:p xmlns:w14="http://schemas.microsoft.com/office/word/2010/wordml" xmlns:w="http://schemas.openxmlformats.org/wordprocessingml/2006/main">
+      <w:pPr>
+        <w:pStyle w:val="CommentText"/>
+      </w:pPr>
+      <w:r>
+        <w:rPr>
+          <w:b w:val="1"/>
+          <w:bCs w:val="1"/>
+        </w:rPr>
+        <w:t>Calidad de producto de datos</w:t>
+      </w:r>
+    </w:p>
+    <w:p xmlns:w14="http://schemas.microsoft.com/office/word/2010/wordml" xmlns:w="http://schemas.openxmlformats.org/wordprocessingml/2006/main">
+      <w:pPr>
+        <w:pStyle w:val="CommentText"/>
+      </w:pPr>
+    </w:p>
+    <w:p xmlns:w14="http://schemas.microsoft.com/office/word/2010/wordml" xmlns:w="http://schemas.openxmlformats.org/wordprocessingml/2006/main">
+      <w:pPr>
+        <w:pStyle w:val="CommentText"/>
+      </w:pPr>
+      <w:r>
+        <w:rPr>
+          <w:b w:val="1"/>
+          <w:bCs w:val="1"/>
+        </w:rPr>
+        <w:t>Calidad de datos inherente (</w:t>
+      </w:r>
+      <w:r>
+        <w:t>parte izquierda de la imagen. color: naranja claro.)</w:t>
+      </w:r>
+    </w:p>
+    <w:p xmlns:w14="http://schemas.microsoft.com/office/word/2010/wordml" xmlns:w="http://schemas.openxmlformats.org/wordprocessingml/2006/main">
+      <w:pPr>
+        <w:pStyle w:val="CommentText"/>
+      </w:pPr>
+      <w:r>
+        <w:t>Exactitud</w:t>
+      </w:r>
+    </w:p>
+    <w:p xmlns:w14="http://schemas.microsoft.com/office/word/2010/wordml" xmlns:w="http://schemas.openxmlformats.org/wordprocessingml/2006/main">
+      <w:pPr>
+        <w:pStyle w:val="CommentText"/>
+      </w:pPr>
+      <w:r>
+        <w:t>Completitud</w:t>
+      </w:r>
+    </w:p>
+    <w:p xmlns:w14="http://schemas.microsoft.com/office/word/2010/wordml" xmlns:w="http://schemas.openxmlformats.org/wordprocessingml/2006/main">
+      <w:pPr>
+        <w:pStyle w:val="CommentText"/>
+      </w:pPr>
+      <w:r>
+        <w:t>Consistencia</w:t>
+      </w:r>
+    </w:p>
+    <w:p xmlns:w14="http://schemas.microsoft.com/office/word/2010/wordml" xmlns:w="http://schemas.openxmlformats.org/wordprocessingml/2006/main">
+      <w:pPr>
+        <w:pStyle w:val="CommentText"/>
+      </w:pPr>
+      <w:r>
+        <w:t>Credibilidad</w:t>
+      </w:r>
+    </w:p>
+    <w:p xmlns:w14="http://schemas.microsoft.com/office/word/2010/wordml" xmlns:w="http://schemas.openxmlformats.org/wordprocessingml/2006/main">
+      <w:pPr>
+        <w:pStyle w:val="CommentText"/>
+      </w:pPr>
+      <w:r>
+        <w:t>Actualidad</w:t>
+      </w:r>
+    </w:p>
+    <w:p xmlns:w14="http://schemas.microsoft.com/office/word/2010/wordml" xmlns:w="http://schemas.openxmlformats.org/wordprocessingml/2006/main">
+      <w:pPr>
+        <w:pStyle w:val="CommentText"/>
+      </w:pPr>
+    </w:p>
+    <w:p xmlns:w14="http://schemas.microsoft.com/office/word/2010/wordml" xmlns:w="http://schemas.openxmlformats.org/wordprocessingml/2006/main">
+      <w:pPr>
+        <w:pStyle w:val="CommentText"/>
+      </w:pPr>
+      <w:r>
+        <w:rPr>
+          <w:b w:val="1"/>
+          <w:bCs w:val="1"/>
+        </w:rPr>
+        <w:t>Calidad de datos dependiente del sistema (</w:t>
+      </w:r>
+      <w:r>
+        <w:t xml:space="preserve">Parte derecha de la imagen, </w:t>
+      </w:r>
+      <w:r>
+        <w:rPr>
+          <w:b w:val="1"/>
+          <w:bCs w:val="1"/>
+        </w:rPr>
+        <w:t>color: az</w:t>
+      </w:r>
+      <w:r>
+        <w:t>ul y violeta claro)</w:t>
+      </w:r>
+    </w:p>
+    <w:p xmlns:w14="http://schemas.microsoft.com/office/word/2010/wordml" xmlns:w="http://schemas.openxmlformats.org/wordprocessingml/2006/main">
+      <w:pPr>
+        <w:pStyle w:val="CommentText"/>
+      </w:pPr>
+      <w:r>
+        <w:t>Accesibilidad</w:t>
+      </w:r>
+    </w:p>
+    <w:p xmlns:w14="http://schemas.microsoft.com/office/word/2010/wordml" xmlns:w="http://schemas.openxmlformats.org/wordprocessingml/2006/main">
+      <w:pPr>
+        <w:pStyle w:val="CommentText"/>
+      </w:pPr>
+      <w:r>
+        <w:t>Conformidad</w:t>
+      </w:r>
+    </w:p>
+    <w:p xmlns:w14="http://schemas.microsoft.com/office/word/2010/wordml" xmlns:w="http://schemas.openxmlformats.org/wordprocessingml/2006/main">
+      <w:pPr>
+        <w:pStyle w:val="CommentText"/>
+      </w:pPr>
+      <w:r>
+        <w:t>Confidencialidad</w:t>
+      </w:r>
+    </w:p>
+    <w:p xmlns:w14="http://schemas.microsoft.com/office/word/2010/wordml" xmlns:w="http://schemas.openxmlformats.org/wordprocessingml/2006/main">
+      <w:pPr>
+        <w:pStyle w:val="CommentText"/>
+      </w:pPr>
+      <w:r>
+        <w:t>Eficiencia</w:t>
+      </w:r>
+    </w:p>
+    <w:p xmlns:w14="http://schemas.microsoft.com/office/word/2010/wordml" xmlns:w="http://schemas.openxmlformats.org/wordprocessingml/2006/main">
+      <w:pPr>
+        <w:pStyle w:val="CommentText"/>
+      </w:pPr>
+      <w:r>
+        <w:t>Precisión</w:t>
+      </w:r>
+    </w:p>
+    <w:p xmlns:w14="http://schemas.microsoft.com/office/word/2010/wordml" xmlns:w="http://schemas.openxmlformats.org/wordprocessingml/2006/main">
+      <w:pPr>
+        <w:pStyle w:val="CommentText"/>
+      </w:pPr>
+      <w:r>
+        <w:t>Trazabilidad</w:t>
+      </w:r>
+    </w:p>
+    <w:p xmlns:w14="http://schemas.microsoft.com/office/word/2010/wordml" xmlns:w="http://schemas.openxmlformats.org/wordprocessingml/2006/main">
+      <w:pPr>
+        <w:pStyle w:val="CommentText"/>
+      </w:pPr>
+      <w:r>
+        <w:t>Comprensibilidad</w:t>
+      </w:r>
+    </w:p>
+    <w:p xmlns:w14="http://schemas.microsoft.com/office/word/2010/wordml" xmlns:w="http://schemas.openxmlformats.org/wordprocessingml/2006/main">
+      <w:pPr>
+        <w:pStyle w:val="CommentText"/>
+      </w:pPr>
+      <w:r>
+        <w:t>Disponibilidad</w:t>
+      </w:r>
+    </w:p>
+    <w:p xmlns:w14="http://schemas.microsoft.com/office/word/2010/wordml" xmlns:w="http://schemas.openxmlformats.org/wordprocessingml/2006/main">
+      <w:pPr>
+        <w:pStyle w:val="CommentText"/>
+      </w:pPr>
+      <w:r>
+        <w:t>Portabilidad</w:t>
+      </w:r>
+    </w:p>
+    <w:p xmlns:w14="http://schemas.microsoft.com/office/word/2010/wordml" xmlns:w="http://schemas.openxmlformats.org/wordprocessingml/2006/main">
+      <w:pPr>
+        <w:pStyle w:val="CommentText"/>
+      </w:pPr>
+      <w:r>
+        <w:t>Recuperabilidad</w:t>
       </w:r>
     </w:p>
   </w:comment>
@@ -11586,27 +12274,31 @@
 </file>
 
 <file path=word/commentsExtended.xml><?xml version="1.0" encoding="utf-8"?>
-<w15:commentsEx xmlns:wpc="http://schemas.microsoft.com/office/word/2010/wordprocessingCanvas" xmlns:cx="http://schemas.microsoft.com/office/drawing/2014/chartex" xmlns:cx1="http://schemas.microsoft.com/office/drawing/2015/9/8/chartex" xmlns:cx2="http://schemas.microsoft.com/office/drawing/2015/10/21/chartex" xmlns:cx3="http://schemas.microsoft.com/office/drawing/2016/5/9/chartex" xmlns:cx4="http://schemas.microsoft.com/office/drawing/2016/5/10/chartex" xmlns:cx5="http://schemas.microsoft.com/office/drawing/2016/5/11/chartex" xmlns:cx6="http://schemas.microsoft.com/office/drawing/2016/5/12/chartex" xmlns:cx7="http://schemas.microsoft.com/office/drawing/2016/5/13/chartex" xmlns:cx8="http://schemas.microsoft.com/office/drawing/2016/5/14/chartex" xmlns:mc="http://schemas.openxmlformats.org/markup-compatibility/2006" xmlns:aink="http://schemas.microsoft.com/office/drawing/2016/ink" xmlns:am3d="http://schemas.microsoft.com/office/drawing/2017/model3d" xmlns:o="urn:schemas-microsoft-com:office:office" xmlns:oel="http://schemas.microsoft.com/office/2019/extlst" xmlns:r="http://schemas.openxmlformats.org/officeDocument/2006/relationships" xmlns:m="http://schemas.openxmlformats.org/officeDocument/2006/math" xmlns:v="urn:schemas-microsoft-com:vml" xmlns:wp14="http://schemas.microsoft.com/office/word/2010/wordprocessingDrawing" xmlns:wp="http://schemas.openxmlformats.org/drawingml/2006/wordprocessingDrawing" xmlns:w10="urn:schemas-microsoft-com:office:word" xmlns:w="http://schemas.openxmlformats.org/wordprocessingml/2006/main" xmlns:w14="http://schemas.microsoft.com/office/word/2010/wordml" xmlns:w15="http://schemas.microsoft.com/office/word/2012/wordml" xmlns:w16cex="http://schemas.microsoft.com/office/word/2018/wordml/cex" xmlns:w16cid="http://schemas.microsoft.com/office/word/2016/wordml/cid" xmlns:w16="http://schemas.microsoft.com/office/word/2018/wordml" xmlns:w16du="http://schemas.microsoft.com/office/word/2023/wordml/word16du" xmlns:w16sdtdh="http://schemas.microsoft.com/office/word/2020/wordml/sdtdatahash" xmlns:w16sdtfl="http://schemas.microsoft.com/office/word/2024/wordml/sdtformatlock" xmlns:w16se="http://schemas.microsoft.com/office/word/2015/wordml/symex" xmlns:wpg="http://schemas.microsoft.com/office/word/2010/wordprocessingGroup" xmlns:wpi="http://schemas.microsoft.com/office/word/2010/wordprocessingInk" xmlns:wne="http://schemas.microsoft.com/office/word/2006/wordml" xmlns:wps="http://schemas.microsoft.com/office/word/2010/wordprocessingShape" mc:Ignorable="w14 w15 w16se w16cid w16 w16cex w16sdtdh w16sdtfl w16du wp14">
-  <w15:commentEx w15:paraId="3CE6BD89" w15:done="0"/>
-  <w15:commentEx w15:paraId="3E00D4B0" w15:done="0"/>
-  <w15:commentEx w15:paraId="2E2C9F55" w15:done="0"/>
-  <w15:commentEx w15:paraId="7145B935" w15:done="0"/>
-  <w15:commentEx w15:paraId="690F23DB" w15:done="0"/>
-  <w15:commentEx w15:paraId="7CFEA353" w15:done="0"/>
-  <w15:commentEx w15:paraId="309A8B29" w15:done="0"/>
-  <w15:commentEx w15:paraId="2DA0D960" w15:done="0"/>
-  <w15:commentEx w15:paraId="082DE311" w15:done="0"/>
-  <w15:commentEx w15:paraId="58C0232D" w15:done="0"/>
-  <w15:commentEx w15:paraId="0C9023A1" w15:done="0"/>
-  <w15:commentEx w15:paraId="74E24468" w15:done="1"/>
-  <w15:commentEx w15:paraId="7E3AC166" w15:done="1"/>
+<w15:commentsEx xmlns:mc="http://schemas.openxmlformats.org/markup-compatibility/2006" xmlns:w15="http://schemas.microsoft.com/office/word/2012/wordml" mc:Ignorable="w15">
+  <w15:commentEx w15:done="0" w15:paraId="3CE6BD89"/>
+  <w15:commentEx w15:done="0" w15:paraId="2E2C9F55"/>
+  <w15:commentEx w15:done="0" w15:paraId="7145B935"/>
+  <w15:commentEx w15:done="0" w15:paraId="690F23DB"/>
+  <w15:commentEx w15:done="0" w15:paraId="7CFEA353"/>
+  <w15:commentEx w15:done="0" w15:paraId="309A8B29"/>
+  <w15:commentEx w15:done="0" w15:paraId="2DA0D960"/>
+  <w15:commentEx w15:done="0" w15:paraId="082DE311"/>
+  <w15:commentEx w15:done="0" w15:paraId="58C0232D"/>
+  <w15:commentEx w15:done="0" w15:paraId="0C9023A1"/>
+  <w15:commentEx w15:done="1" w15:paraId="74E24468"/>
+  <w15:commentEx w15:done="1" w15:paraId="7E3AC166"/>
+  <w15:commentEx w15:done="0" w15:paraId="1D84A2BA"/>
+  <w15:commentEx w15:done="0" w15:paraId="7E3792F7"/>
+  <w15:commentEx w15:done="0" w15:paraId="610CA698"/>
+  <w15:commentEx w15:done="0" w15:paraId="0DD306EC"/>
+  <w15:commentEx w15:done="0" w15:paraId="0A0A97D7"/>
 </w15:commentsEx>
 </file>
 
 <file path=word/commentsExtensible.xml><?xml version="1.0" encoding="utf-8"?>
-<w16cex:commentsExtensible xmlns:wpc="http://schemas.microsoft.com/office/word/2010/wordprocessingCanvas" xmlns:cx="http://schemas.microsoft.com/office/drawing/2014/chartex" xmlns:cx1="http://schemas.microsoft.com/office/drawing/2015/9/8/chartex" xmlns:cx2="http://schemas.microsoft.com/office/drawing/2015/10/21/chartex" xmlns:cx3="http://schemas.microsoft.com/office/drawing/2016/5/9/chartex" xmlns:cx4="http://schemas.microsoft.com/office/drawing/2016/5/10/chartex" xmlns:cx5="http://schemas.microsoft.com/office/drawing/2016/5/11/chartex" xmlns:cx6="http://schemas.microsoft.com/office/drawing/2016/5/12/chartex" xmlns:cx7="http://schemas.microsoft.com/office/drawing/2016/5/13/chartex" xmlns:cx8="http://schemas.microsoft.com/office/drawing/2016/5/14/chartex" xmlns:cr="http://schemas.microsoft.com/office/comments/2020/reactions" xmlns:mc="http://schemas.openxmlformats.org/markup-compatibility/2006" xmlns:aink="http://schemas.microsoft.com/office/drawing/2016/ink" xmlns:am3d="http://schemas.microsoft.com/office/drawing/2017/model3d" xmlns:o="urn:schemas-microsoft-com:office:office" xmlns:oel="http://schemas.microsoft.com/office/2019/extlst" xmlns:r="http://schemas.openxmlformats.org/officeDocument/2006/relationships" xmlns:m="http://schemas.openxmlformats.org/officeDocument/2006/math" xmlns:v="urn:schemas-microsoft-com:vml" xmlns:wp14="http://schemas.microsoft.com/office/word/2010/wordprocessingDrawing" xmlns:wp="http://schemas.openxmlformats.org/drawingml/2006/wordprocessingDrawing" xmlns:w10="urn:schemas-microsoft-com:office:word" xmlns:w="http://schemas.openxmlformats.org/wordprocessingml/2006/main" xmlns:w14="http://schemas.microsoft.com/office/word/2010/wordml" xmlns:w15="http://schemas.microsoft.com/office/word/2012/wordml" xmlns:w16cex="http://schemas.microsoft.com/office/word/2018/wordml/cex" xmlns:w16cid="http://schemas.microsoft.com/office/word/2016/wordml/cid" xmlns:w16="http://schemas.microsoft.com/office/word/2018/wordml" xmlns:w16du="http://schemas.microsoft.com/office/word/2023/wordml/word16du" xmlns:w16sdtdh="http://schemas.microsoft.com/office/word/2020/wordml/sdtdatahash" xmlns:w16sdtfl="http://schemas.microsoft.com/office/word/2024/wordml/sdtformatlock" xmlns:w16se="http://schemas.microsoft.com/office/word/2015/wordml/symex" xmlns:wpg="http://schemas.microsoft.com/office/word/2010/wordprocessingGroup" xmlns:wpi="http://schemas.microsoft.com/office/word/2010/wordprocessingInk" xmlns:wne="http://schemas.microsoft.com/office/word/2006/wordml" xmlns:wps="http://schemas.microsoft.com/office/word/2010/wordprocessingShape" mc:Ignorable="w14 w15 w16se w16cid w16 w16cex w16sdtdh w16sdtfl cr w16du wp14">
+<w16cex:commentsExtensible xmlns:w16="http://schemas.microsoft.com/office/word/2018/wordml" xmlns:w16cex="http://schemas.microsoft.com/office/word/2018/wordml/cex" xmlns:mc="http://schemas.openxmlformats.org/markup-compatibility/2006" mc:Ignorable="w16 w16cex">
   <w16cex:commentExtensible w16cex:durableId="42F0B476" w16cex:dateUtc="2025-04-08T21:34:00Z"/>
-  <w16cex:commentExtensible w16cex:durableId="683F029E" w16cex:dateUtc="2025-04-08T21:36:00Z"/>
+  <w16cex:commentExtensible w16cex:durableId="3B1D4339" w16cex:dateUtc="2025-08-06T20:30:25.211Z"/>
   <w16cex:commentExtensible w16cex:durableId="7EFAC84E" w16cex:dateUtc="2025-04-08T21:48:00Z"/>
   <w16cex:commentExtensible w16cex:durableId="363CB2DC" w16cex:dateUtc="2025-04-10T18:55:00Z"/>
   <w16cex:commentExtensible w16cex:durableId="21179AD7" w16cex:dateUtc="2025-04-10T19:36:00Z"/>
@@ -11618,13 +12310,16 @@
   <w16cex:commentExtensible w16cex:durableId="7D770930" w16cex:dateUtc="2025-04-16T00:10:00Z"/>
   <w16cex:commentExtensible w16cex:durableId="79139386" w16cex:dateUtc="2025-04-14T20:03:00Z"/>
   <w16cex:commentExtensible w16cex:durableId="0EBBD9F6" w16cex:dateUtc="2025-04-14T20:07:00Z"/>
+  <w16cex:commentExtensible w16cex:durableId="4AB32B3F" w16cex:dateUtc="2025-08-06T20:17:54.889Z"/>
+  <w16cex:commentExtensible w16cex:durableId="288E8501" w16cex:dateUtc="2025-07-22T15:06:34.882Z"/>
+  <w16cex:commentExtensible w16cex:durableId="597668D1" w16cex:dateUtc="2025-07-22T15:07:05.93Z"/>
+  <w16cex:commentExtensible w16cex:durableId="04A4A3D5" w16cex:dateUtc="2025-07-22T15:07:30.724Z"/>
 </w16cex:commentsExtensible>
 </file>
 
 <file path=word/commentsIds.xml><?xml version="1.0" encoding="utf-8"?>
-<w16cid:commentsIds xmlns:wpc="http://schemas.microsoft.com/office/word/2010/wordprocessingCanvas" xmlns:cx="http://schemas.microsoft.com/office/drawing/2014/chartex" xmlns:cx1="http://schemas.microsoft.com/office/drawing/2015/9/8/chartex" xmlns:cx2="http://schemas.microsoft.com/office/drawing/2015/10/21/chartex" xmlns:cx3="http://schemas.microsoft.com/office/drawing/2016/5/9/chartex" xmlns:cx4="http://schemas.microsoft.com/office/drawing/2016/5/10/chartex" xmlns:cx5="http://schemas.microsoft.com/office/drawing/2016/5/11/chartex" xmlns:cx6="http://schemas.microsoft.com/office/drawing/2016/5/12/chartex" xmlns:cx7="http://schemas.microsoft.com/office/drawing/2016/5/13/chartex" xmlns:cx8="http://schemas.microsoft.com/office/drawing/2016/5/14/chartex" xmlns:mc="http://schemas.openxmlformats.org/markup-compatibility/2006" xmlns:aink="http://schemas.microsoft.com/office/drawing/2016/ink" xmlns:am3d="http://schemas.microsoft.com/office/drawing/2017/model3d" xmlns:o="urn:schemas-microsoft-com:office:office" xmlns:oel="http://schemas.microsoft.com/office/2019/extlst" xmlns:r="http://schemas.openxmlformats.org/officeDocument/2006/relationships" xmlns:m="http://schemas.openxmlformats.org/officeDocument/2006/math" xmlns:v="urn:schemas-microsoft-com:vml" xmlns:wp14="http://schemas.microsoft.com/office/word/2010/wordprocessingDrawing" xmlns:wp="http://schemas.openxmlformats.org/drawingml/2006/wordprocessingDrawing" xmlns:w10="urn:schemas-microsoft-com:office:word" xmlns:w="http://schemas.openxmlformats.org/wordprocessingml/2006/main" xmlns:w14="http://schemas.microsoft.com/office/word/2010/wordml" xmlns:w15="http://schemas.microsoft.com/office/word/2012/wordml" xmlns:w16cex="http://schemas.microsoft.com/office/word/2018/wordml/cex" xmlns:w16cid="http://schemas.microsoft.com/office/word/2016/wordml/cid" xmlns:w16="http://schemas.microsoft.com/office/word/2018/wordml" xmlns:w16du="http://schemas.microsoft.com/office/word/2023/wordml/word16du" xmlns:w16sdtdh="http://schemas.microsoft.com/office/word/2020/wordml/sdtdatahash" xmlns:w16sdtfl="http://schemas.microsoft.com/office/word/2024/wordml/sdtformatlock" xmlns:w16se="http://schemas.microsoft.com/office/word/2015/wordml/symex" xmlns:wpg="http://schemas.microsoft.com/office/word/2010/wordprocessingGroup" xmlns:wpi="http://schemas.microsoft.com/office/word/2010/wordprocessingInk" xmlns:wne="http://schemas.microsoft.com/office/word/2006/wordml" xmlns:wps="http://schemas.microsoft.com/office/word/2010/wordprocessingShape" mc:Ignorable="w14 w15 w16se w16cid w16 w16cex w16sdtdh w16sdtfl w16du wp14">
+<w16cid:commentsIds xmlns:mc="http://schemas.openxmlformats.org/markup-compatibility/2006" xmlns:w16cid="http://schemas.microsoft.com/office/word/2016/wordml/cid" mc:Ignorable="w16cid">
   <w16cid:commentId w16cid:paraId="3CE6BD89" w16cid:durableId="42F0B476"/>
-  <w16cid:commentId w16cid:paraId="3E00D4B0" w16cid:durableId="683F029E"/>
   <w16cid:commentId w16cid:paraId="2E2C9F55" w16cid:durableId="7EFAC84E"/>
   <w16cid:commentId w16cid:paraId="7145B935" w16cid:durableId="363CB2DC"/>
   <w16cid:commentId w16cid:paraId="690F23DB" w16cid:durableId="21179AD7"/>
@@ -11636,6 +12331,11 @@
   <w16cid:commentId w16cid:paraId="0C9023A1" w16cid:durableId="7D770930"/>
   <w16cid:commentId w16cid:paraId="74E24468" w16cid:durableId="79139386"/>
   <w16cid:commentId w16cid:paraId="7E3AC166" w16cid:durableId="0EBBD9F6"/>
+  <w16cid:commentId w16cid:paraId="1D84A2BA" w16cid:durableId="288E8501"/>
+  <w16cid:commentId w16cid:paraId="7E3792F7" w16cid:durableId="597668D1"/>
+  <w16cid:commentId w16cid:paraId="610CA698" w16cid:durableId="04A4A3D5"/>
+  <w16cid:commentId w16cid:paraId="0DD306EC" w16cid:durableId="4AB32B3F"/>
+  <w16cid:commentId w16cid:paraId="0A0A97D7" w16cid:durableId="3B1D4339"/>
 </w16cid:commentsIds>
 </file>
 
@@ -14579,12 +15279,15 @@
 </file>
 
 <file path=word/people.xml><?xml version="1.0" encoding="utf-8"?>
-<w15:people xmlns:wpc="http://schemas.microsoft.com/office/word/2010/wordprocessingCanvas" xmlns:cx="http://schemas.microsoft.com/office/drawing/2014/chartex" xmlns:cx1="http://schemas.microsoft.com/office/drawing/2015/9/8/chartex" xmlns:cx2="http://schemas.microsoft.com/office/drawing/2015/10/21/chartex" xmlns:cx3="http://schemas.microsoft.com/office/drawing/2016/5/9/chartex" xmlns:cx4="http://schemas.microsoft.com/office/drawing/2016/5/10/chartex" xmlns:cx5="http://schemas.microsoft.com/office/drawing/2016/5/11/chartex" xmlns:cx6="http://schemas.microsoft.com/office/drawing/2016/5/12/chartex" xmlns:cx7="http://schemas.microsoft.com/office/drawing/2016/5/13/chartex" xmlns:cx8="http://schemas.microsoft.com/office/drawing/2016/5/14/chartex" xmlns:mc="http://schemas.openxmlformats.org/markup-compatibility/2006" xmlns:aink="http://schemas.microsoft.com/office/drawing/2016/ink" xmlns:am3d="http://schemas.microsoft.com/office/drawing/2017/model3d" xmlns:o="urn:schemas-microsoft-com:office:office" xmlns:oel="http://schemas.microsoft.com/office/2019/extlst" xmlns:r="http://schemas.openxmlformats.org/officeDocument/2006/relationships" xmlns:m="http://schemas.openxmlformats.org/officeDocument/2006/math" xmlns:v="urn:schemas-microsoft-com:vml" xmlns:wp14="http://schemas.microsoft.com/office/word/2010/wordprocessingDrawing" xmlns:wp="http://schemas.openxmlformats.org/drawingml/2006/wordprocessingDrawing" xmlns:w10="urn:schemas-microsoft-com:office:word" xmlns:w="http://schemas.openxmlformats.org/wordprocessingml/2006/main" xmlns:w14="http://schemas.microsoft.com/office/word/2010/wordml" xmlns:w15="http://schemas.microsoft.com/office/word/2012/wordml" xmlns:w16cex="http://schemas.microsoft.com/office/word/2018/wordml/cex" xmlns:w16cid="http://schemas.microsoft.com/office/word/2016/wordml/cid" xmlns:w16="http://schemas.microsoft.com/office/word/2018/wordml" xmlns:w16du="http://schemas.microsoft.com/office/word/2023/wordml/word16du" xmlns:w16sdtdh="http://schemas.microsoft.com/office/word/2020/wordml/sdtdatahash" xmlns:w16sdtfl="http://schemas.microsoft.com/office/word/2024/wordml/sdtformatlock" xmlns:w16se="http://schemas.microsoft.com/office/word/2015/wordml/symex" xmlns:wpg="http://schemas.microsoft.com/office/word/2010/wordprocessingGroup" xmlns:wpi="http://schemas.microsoft.com/office/word/2010/wordprocessingInk" xmlns:wne="http://schemas.microsoft.com/office/word/2006/wordml" xmlns:wps="http://schemas.microsoft.com/office/word/2010/wordprocessingShape" mc:Ignorable="w14 w15 w16se w16cid w16 w16cex w16sdtdh w16sdtfl w16du wp14">
+<w15:people xmlns:mc="http://schemas.openxmlformats.org/markup-compatibility/2006" xmlns:w15="http://schemas.microsoft.com/office/word/2012/wordml" mc:Ignorable="w15">
   <w15:person w15:author="Heydy Cristina Gonzalez Garcia">
     <w15:presenceInfo w15:providerId="None" w15:userId="Heydy Cristina Gonzalez Garcia"/>
   </w15:person>
   <w15:person w15:author="Luis Gabriel Urueta Alvarez">
     <w15:presenceInfo w15:providerId="AD" w15:userId="S::lgureta@sena.edu.co::5765cda0-39f0-4703-80f6-8a01742b56c7"/>
+  </w15:person>
+  <w15:person w15:author="Heydy Cristina Gonzalez Garcia">
+    <w15:presenceInfo w15:providerId="AD" w15:userId="S::hegonzalezg@sena.edu.co::dfeded90-0c24-4570-a91a-ca3bf1af4b73"/>
   </w15:person>
 </w15:people>
 </file>
